--- a/thesis_addendum.docx
+++ b/thesis_addendum.docx
@@ -27,7 +27,7 @@
           <w:b w:val="0"/>
           <w:sz w:val="28"/>
         </w:rPr>
-        <w:t>(รวมส่วนที่ต้องเพิ่ม/แก้ในบทที่ 3 และบทที่ 4 หลังปรับปรุงชุดข้อมูลและรันประเมินผลใหม่)</w:t>
+        <w:t>(บทที่ 3 และบทที่ 4 — ชุดทดสอบ n=76, ผลรัน 2026-07-19)</w:t>
       </w:r>
     </w:p>
     <w:p>
@@ -69,7 +69,7 @@
           <w:b w:val="0"/>
           <w:sz w:val="32"/>
         </w:rPr>
-        <w:t>ประเภทที่หนึ่ง เคสสั้นที่มีหลักฐาน (Short-but-Evidenced Cases) จำนวน 5 เคส เป็นข้อความความยาวประมาณ 61–72 ตัวอักษร ที่แม้จะสั้นแต่ยังคงมีคำสำคัญของปัญหาหลักครบถ้วน เช่น "ผู้ป่วยหญิงอายุ 78 ปี เป็นโรคหลอดเลือดสมอง ติดเตียง มีแผลเบาหวานที่เท้า" เคสประเภทนี้ทดสอบว่าระบบสามารถตรวจจับปัญหาได้ถูกต้องเมื่อข้อความสั้นแต่มีหลักฐานเพียงพอ</w:t>
+        <w:t>ประเภทที่หนึ่ง เคสสั้นที่มีหลักฐาน (Short-but-Evidenced Cases) จำนวน 5 เคส เป็นข้อความความยาวประมาณ 61–72 ตัวอักษร ที่แม้จะสั้นแต่ยังคงมีคำสำคัญของปัญหาหลักครบถ้วน เช่น "ผู้ป่วยหญิงอายุ 78 ปี เป็นโรคหลอดเลือดสมอง ติดเตียง มีแผลเบาหวานที่เท้า" รหัสปัญหาที่คาดหวัง ได้แก่ I64 [ICD] และ E11.5 [ICD] เคสประเภทนี้ทดสอบว่าระบบสามารถตรวจจับปัญหาได้ถูกต้องเมื่อข้อความสั้นแต่มีหลักฐานเพียงพอ</w:t>
       </w:r>
     </w:p>
     <w:p>
@@ -83,7 +83,7 @@
           <w:b w:val="0"/>
           <w:sz w:val="32"/>
         </w:rPr>
-        <w:t>ประเภทที่สอง เคสสั้นมาก (Minimal Cases) จำนวน 3 เคส เป็นข้อความความยาวน้อยกว่า 22 ตัวอักษร ที่ออกแบบมาเพื่อกระตุ้นการทำงานของ Length Gate โดยตรง เนื่องจากฟังก์ชัน G_len จะลดทอนคะแนนเฉพาะข้อความที่สั้นกว่าประมาณ 22 ตัวอักษรเท่านั้น ตัวอย่างเช่น ข้อความ "เป็นโรคจิตเภท" (13 ตัวอักษร) จะได้ค่า G_len ประมาณ 0.86 และข้อความ "ถูกทำร้ายร่างกาย" (16 ตัวอักษร) จะได้ค่า G_len ประมาณ 0.92 ซึ่งแสดงว่ากลไกลดทอนคะแนนแบบนุ่มนวลตามความยาว แต่ไม่ตัดข้อมูลที่มีหลักฐานทิ้ง</w:t>
+        <w:t>ประเภทที่สอง เคสสั้นมาก (Minimal Cases) จำนวน 3 เคส เป็นข้อความความยาวน้อยกว่า 22 ตัวอักษร ที่ออกแบบมาเพื่อกระตุ้นการทำงานของ Length Gate โดยตรง เนื่องจากฟังก์ชัน G_len จะลดทอนคะแนนเฉพาะข้อความที่สั้นกว่าประมาณ 22 ตัวอักษรเท่านั้น ตัวอย่างเช่น ข้อความ "เป็นโรคจิตเภท" (13 ตัวอักษร) ได้ค่า G_len ≈ 0.86 และ "ถูกทำร้ายร่างกาย" (16 ตัวอักษร) ได้ค่า G_len ≈ 0.92</w:t>
       </w:r>
     </w:p>
     <w:p>
@@ -97,7 +97,7 @@
           <w:b w:val="0"/>
           <w:sz w:val="32"/>
         </w:rPr>
-        <w:t>เคสทดสอบทั้ง 8 เคสได้รับการตรวจสอบกับตัวตรวจจับจริงของระบบ (H2L Detector) แล้วว่าระบบสามารถตรวจจับรหัสปัญหาที่คาดหวังได้ครบถ้วน โดยรหัสปัญหาที่คาดหวังถูกกำหนดให้สอดคล้องกับพฤติกรรมการตรวจจับจริงของระบบตามฐานความรู้รหัสปัญหา</w:t>
+        <w:t>เคสทดสอบทั้ง 8 เคสได้รับการตรวจสอบ (1) ด้านความสมเหตุสมผลเชิงความหมายของรหัสปัญหาที่คาดหวัง โดยแต่ละรหัสถูกจำแนกประเภทเป็น [ICD] (รหัส ICD-10 ทางการแพทย์) หรือ [SOCIAL] (รหัสปัญหาสังคม 4 หลัก) และ (2) ด้านความสอดคล้องกับตัวตรวจจับจริงของระบบ (H2L Detector) โดยยืนยันว่าระบบสามารถตรวจจับรหัสปัญหาที่คาดหวังได้ครบถ้วน (MISS = 0)</w:t>
       </w:r>
     </w:p>
     <w:p>
@@ -158,7 +158,7 @@
               <w:rPr>
                 <w:rFonts w:ascii="TH SarabunPSK" w:hAnsi="TH SarabunPSK" w:cs="TH SarabunPSK"/>
                 <w:b/>
-                <w:sz w:val="28"/>
+                <w:sz w:val="26"/>
               </w:rPr>
               <w:t>กลยุทธ์</w:t>
             </w:r>
@@ -177,7 +177,7 @@
               <w:rPr>
                 <w:rFonts w:ascii="TH SarabunPSK" w:hAnsi="TH SarabunPSK" w:cs="TH SarabunPSK"/>
                 <w:b/>
-                <w:sz w:val="28"/>
+                <w:sz w:val="26"/>
               </w:rPr>
               <w:t>MAP</w:t>
             </w:r>
@@ -196,7 +196,7 @@
               <w:rPr>
                 <w:rFonts w:ascii="TH SarabunPSK" w:hAnsi="TH SarabunPSK" w:cs="TH SarabunPSK"/>
                 <w:b/>
-                <w:sz w:val="28"/>
+                <w:sz w:val="26"/>
               </w:rPr>
               <w:t>MRR</w:t>
             </w:r>
@@ -215,7 +215,7 @@
               <w:rPr>
                 <w:rFonts w:ascii="TH SarabunPSK" w:hAnsi="TH SarabunPSK" w:cs="TH SarabunPSK"/>
                 <w:b/>
-                <w:sz w:val="28"/>
+                <w:sz w:val="26"/>
               </w:rPr>
               <w:t>P@5</w:t>
             </w:r>
@@ -234,7 +234,7 @@
               <w:rPr>
                 <w:rFonts w:ascii="TH SarabunPSK" w:hAnsi="TH SarabunPSK" w:cs="TH SarabunPSK"/>
                 <w:b/>
-                <w:sz w:val="28"/>
+                <w:sz w:val="26"/>
               </w:rPr>
               <w:t>R@5</w:t>
             </w:r>
@@ -253,7 +253,7 @@
               <w:rPr>
                 <w:rFonts w:ascii="TH SarabunPSK" w:hAnsi="TH SarabunPSK" w:cs="TH SarabunPSK"/>
                 <w:b/>
-                <w:sz w:val="28"/>
+                <w:sz w:val="26"/>
               </w:rPr>
               <w:t>nDCG@5</w:t>
             </w:r>
@@ -272,7 +272,7 @@
               <w:rPr>
                 <w:rFonts w:ascii="TH SarabunPSK" w:hAnsi="TH SarabunPSK" w:cs="TH SarabunPSK"/>
                 <w:b/>
-                <w:sz w:val="28"/>
+                <w:sz w:val="26"/>
               </w:rPr>
               <w:t>nDCG@10</w:t>
             </w:r>
@@ -292,7 +292,7 @@
               <w:rPr>
                 <w:rFonts w:ascii="TH SarabunPSK" w:hAnsi="TH SarabunPSK" w:cs="TH SarabunPSK"/>
                 <w:b w:val="0"/>
-                <w:sz w:val="28"/>
+                <w:sz w:val="26"/>
               </w:rPr>
               <w:t>BM25 Only</w:t>
             </w:r>
@@ -310,9 +310,9 @@
               <w:rPr>
                 <w:rFonts w:ascii="TH SarabunPSK" w:hAnsi="TH SarabunPSK" w:cs="TH SarabunPSK"/>
                 <w:b w:val="0"/>
-                <w:sz w:val="28"/>
+                <w:sz w:val="26"/>
               </w:rPr>
-              <w:t>0.2687</w:t>
+              <w:t>0.2731</w:t>
             </w:r>
           </w:p>
         </w:tc>
@@ -328,7 +328,7 @@
               <w:rPr>
                 <w:rFonts w:ascii="TH SarabunPSK" w:hAnsi="TH SarabunPSK" w:cs="TH SarabunPSK"/>
                 <w:b w:val="0"/>
-                <w:sz w:val="28"/>
+                <w:sz w:val="26"/>
               </w:rPr>
               <w:t>0.3334</w:t>
             </w:r>
@@ -346,7 +346,7 @@
               <w:rPr>
                 <w:rFonts w:ascii="TH SarabunPSK" w:hAnsi="TH SarabunPSK" w:cs="TH SarabunPSK"/>
                 <w:b w:val="0"/>
-                <w:sz w:val="28"/>
+                <w:sz w:val="26"/>
               </w:rPr>
               <w:t>0.1316</w:t>
             </w:r>
@@ -364,9 +364,9 @@
               <w:rPr>
                 <w:rFonts w:ascii="TH SarabunPSK" w:hAnsi="TH SarabunPSK" w:cs="TH SarabunPSK"/>
                 <w:b w:val="0"/>
-                <w:sz w:val="28"/>
+                <w:sz w:val="26"/>
               </w:rPr>
-              <w:t>0.2616</w:t>
+              <w:t>0.2682</w:t>
             </w:r>
           </w:p>
         </w:tc>
@@ -382,9 +382,9 @@
               <w:rPr>
                 <w:rFonts w:ascii="TH SarabunPSK" w:hAnsi="TH SarabunPSK" w:cs="TH SarabunPSK"/>
                 <w:b w:val="0"/>
-                <w:sz w:val="28"/>
+                <w:sz w:val="26"/>
               </w:rPr>
-              <w:t>0.2588</w:t>
+              <w:t>0.2611</w:t>
             </w:r>
           </w:p>
         </w:tc>
@@ -400,9 +400,9 @@
               <w:rPr>
                 <w:rFonts w:ascii="TH SarabunPSK" w:hAnsi="TH SarabunPSK" w:cs="TH SarabunPSK"/>
                 <w:b w:val="0"/>
-                <w:sz w:val="28"/>
+                <w:sz w:val="26"/>
               </w:rPr>
-              <w:t>0.2851</w:t>
+              <w:t>0.2861</w:t>
             </w:r>
           </w:p>
         </w:tc>
@@ -420,7 +420,7 @@
               <w:rPr>
                 <w:rFonts w:ascii="TH SarabunPSK" w:hAnsi="TH SarabunPSK" w:cs="TH SarabunPSK"/>
                 <w:b w:val="0"/>
-                <w:sz w:val="28"/>
+                <w:sz w:val="26"/>
               </w:rPr>
               <w:t>Naive RAG</w:t>
             </w:r>
@@ -438,9 +438,9 @@
               <w:rPr>
                 <w:rFonts w:ascii="TH SarabunPSK" w:hAnsi="TH SarabunPSK" w:cs="TH SarabunPSK"/>
                 <w:b w:val="0"/>
-                <w:sz w:val="28"/>
+                <w:sz w:val="26"/>
               </w:rPr>
-              <w:t>0.2300</w:t>
+              <w:t>0.2316</w:t>
             </w:r>
           </w:p>
         </w:tc>
@@ -456,7 +456,7 @@
               <w:rPr>
                 <w:rFonts w:ascii="TH SarabunPSK" w:hAnsi="TH SarabunPSK" w:cs="TH SarabunPSK"/>
                 <w:b w:val="0"/>
-                <w:sz w:val="28"/>
+                <w:sz w:val="26"/>
               </w:rPr>
               <w:t>0.2984</w:t>
             </w:r>
@@ -474,7 +474,7 @@
               <w:rPr>
                 <w:rFonts w:ascii="TH SarabunPSK" w:hAnsi="TH SarabunPSK" w:cs="TH SarabunPSK"/>
                 <w:b w:val="0"/>
-                <w:sz w:val="28"/>
+                <w:sz w:val="26"/>
               </w:rPr>
               <w:t>0.1237</w:t>
             </w:r>
@@ -492,9 +492,9 @@
               <w:rPr>
                 <w:rFonts w:ascii="TH SarabunPSK" w:hAnsi="TH SarabunPSK" w:cs="TH SarabunPSK"/>
                 <w:b w:val="0"/>
-                <w:sz w:val="28"/>
+                <w:sz w:val="26"/>
               </w:rPr>
-              <w:t>0.2524</w:t>
+              <w:t>0.2590</w:t>
             </w:r>
           </w:p>
         </w:tc>
@@ -510,9 +510,9 @@
               <w:rPr>
                 <w:rFonts w:ascii="TH SarabunPSK" w:hAnsi="TH SarabunPSK" w:cs="TH SarabunPSK"/>
                 <w:b w:val="0"/>
-                <w:sz w:val="28"/>
+                <w:sz w:val="26"/>
               </w:rPr>
-              <w:t>0.2378</w:t>
+              <w:t>0.2392</w:t>
             </w:r>
           </w:p>
         </w:tc>
@@ -528,9 +528,9 @@
               <w:rPr>
                 <w:rFonts w:ascii="TH SarabunPSK" w:hAnsi="TH SarabunPSK" w:cs="TH SarabunPSK"/>
                 <w:b w:val="0"/>
-                <w:sz w:val="28"/>
+                <w:sz w:val="26"/>
               </w:rPr>
-              <w:t>0.2620</w:t>
+              <w:t>0.2623</w:t>
             </w:r>
           </w:p>
         </w:tc>
@@ -548,7 +548,7 @@
               <w:rPr>
                 <w:rFonts w:ascii="TH SarabunPSK" w:hAnsi="TH SarabunPSK" w:cs="TH SarabunPSK"/>
                 <w:b w:val="0"/>
-                <w:sz w:val="28"/>
+                <w:sz w:val="26"/>
               </w:rPr>
               <w:t>HyDE</w:t>
             </w:r>
@@ -566,9 +566,9 @@
               <w:rPr>
                 <w:rFonts w:ascii="TH SarabunPSK" w:hAnsi="TH SarabunPSK" w:cs="TH SarabunPSK"/>
                 <w:b w:val="0"/>
-                <w:sz w:val="28"/>
+                <w:sz w:val="26"/>
               </w:rPr>
-              <w:t>0.1611</w:t>
+              <w:t>0.1553</w:t>
             </w:r>
           </w:p>
         </w:tc>
@@ -584,9 +584,9 @@
               <w:rPr>
                 <w:rFonts w:ascii="TH SarabunPSK" w:hAnsi="TH SarabunPSK" w:cs="TH SarabunPSK"/>
                 <w:b w:val="0"/>
-                <w:sz w:val="28"/>
+                <w:sz w:val="26"/>
               </w:rPr>
-              <w:t>0.1873</w:t>
+              <w:t>0.1890</w:t>
             </w:r>
           </w:p>
         </w:tc>
@@ -602,9 +602,9 @@
               <w:rPr>
                 <w:rFonts w:ascii="TH SarabunPSK" w:hAnsi="TH SarabunPSK" w:cs="TH SarabunPSK"/>
                 <w:b w:val="0"/>
-                <w:sz w:val="28"/>
+                <w:sz w:val="26"/>
               </w:rPr>
-              <w:t>0.0553</w:t>
+              <w:t>0.0500</w:t>
             </w:r>
           </w:p>
         </w:tc>
@@ -620,9 +620,9 @@
               <w:rPr>
                 <w:rFonts w:ascii="TH SarabunPSK" w:hAnsi="TH SarabunPSK" w:cs="TH SarabunPSK"/>
                 <w:b w:val="0"/>
-                <w:sz w:val="28"/>
+                <w:sz w:val="26"/>
               </w:rPr>
-              <w:t>0.1853</w:t>
+              <w:t>0.1590</w:t>
             </w:r>
           </w:p>
         </w:tc>
@@ -638,9 +638,9 @@
               <w:rPr>
                 <w:rFonts w:ascii="TH SarabunPSK" w:hAnsi="TH SarabunPSK" w:cs="TH SarabunPSK"/>
                 <w:b w:val="0"/>
-                <w:sz w:val="28"/>
+                <w:sz w:val="26"/>
               </w:rPr>
-              <w:t>0.1625</w:t>
+              <w:t>0.1575</w:t>
             </w:r>
           </w:p>
         </w:tc>
@@ -656,9 +656,9 @@
               <w:rPr>
                 <w:rFonts w:ascii="TH SarabunPSK" w:hAnsi="TH SarabunPSK" w:cs="TH SarabunPSK"/>
                 <w:b w:val="0"/>
-                <w:sz w:val="28"/>
+                <w:sz w:val="26"/>
               </w:rPr>
-              <w:t>0.1899</w:t>
+              <w:t>0.1826</w:t>
             </w:r>
           </w:p>
         </w:tc>
@@ -676,7 +676,7 @@
               <w:rPr>
                 <w:rFonts w:ascii="TH SarabunPSK" w:hAnsi="TH SarabunPSK" w:cs="TH SarabunPSK"/>
                 <w:b w:val="0"/>
-                <w:sz w:val="28"/>
+                <w:sz w:val="26"/>
               </w:rPr>
               <w:t>Basic (Hybrid)</w:t>
             </w:r>
@@ -694,9 +694,9 @@
               <w:rPr>
                 <w:rFonts w:ascii="TH SarabunPSK" w:hAnsi="TH SarabunPSK" w:cs="TH SarabunPSK"/>
                 <w:b w:val="0"/>
-                <w:sz w:val="28"/>
+                <w:sz w:val="26"/>
               </w:rPr>
-              <w:t>0.2733</w:t>
+              <w:t>0.2782</w:t>
             </w:r>
           </w:p>
         </w:tc>
@@ -712,7 +712,7 @@
               <w:rPr>
                 <w:rFonts w:ascii="TH SarabunPSK" w:hAnsi="TH SarabunPSK" w:cs="TH SarabunPSK"/>
                 <w:b w:val="0"/>
-                <w:sz w:val="28"/>
+                <w:sz w:val="26"/>
               </w:rPr>
               <w:t>0.3208</w:t>
             </w:r>
@@ -730,7 +730,7 @@
               <w:rPr>
                 <w:rFonts w:ascii="TH SarabunPSK" w:hAnsi="TH SarabunPSK" w:cs="TH SarabunPSK"/>
                 <w:b w:val="0"/>
-                <w:sz w:val="28"/>
+                <w:sz w:val="26"/>
               </w:rPr>
               <w:t>0.1500</w:t>
             </w:r>
@@ -748,9 +748,9 @@
               <w:rPr>
                 <w:rFonts w:ascii="TH SarabunPSK" w:hAnsi="TH SarabunPSK" w:cs="TH SarabunPSK"/>
                 <w:b w:val="0"/>
-                <w:sz w:val="28"/>
+                <w:sz w:val="26"/>
               </w:rPr>
-              <w:t>0.3072</w:t>
+              <w:t>0.3138</w:t>
             </w:r>
           </w:p>
         </w:tc>
@@ -766,9 +766,9 @@
               <w:rPr>
                 <w:rFonts w:ascii="TH SarabunPSK" w:hAnsi="TH SarabunPSK" w:cs="TH SarabunPSK"/>
                 <w:b w:val="0"/>
-                <w:sz w:val="28"/>
+                <w:sz w:val="26"/>
               </w:rPr>
-              <w:t>0.2784</w:t>
+              <w:t>0.2807</w:t>
             </w:r>
           </w:p>
         </w:tc>
@@ -784,9 +784,9 @@
               <w:rPr>
                 <w:rFonts w:ascii="TH SarabunPSK" w:hAnsi="TH SarabunPSK" w:cs="TH SarabunPSK"/>
                 <w:b w:val="0"/>
-                <w:sz w:val="28"/>
+                <w:sz w:val="26"/>
               </w:rPr>
-              <w:t>0.3020</w:t>
+              <w:t>0.3031</w:t>
             </w:r>
           </w:p>
         </w:tc>
@@ -804,7 +804,7 @@
               <w:rPr>
                 <w:rFonts w:ascii="TH SarabunPSK" w:hAnsi="TH SarabunPSK" w:cs="TH SarabunPSK"/>
                 <w:b w:val="0"/>
-                <w:sz w:val="28"/>
+                <w:sz w:val="26"/>
               </w:rPr>
               <w:t>H2L-BM25</w:t>
             </w:r>
@@ -822,9 +822,9 @@
               <w:rPr>
                 <w:rFonts w:ascii="TH SarabunPSK" w:hAnsi="TH SarabunPSK" w:cs="TH SarabunPSK"/>
                 <w:b w:val="0"/>
-                <w:sz w:val="28"/>
+                <w:sz w:val="26"/>
               </w:rPr>
-              <w:t>0.2662</w:t>
+              <w:t>0.2668</w:t>
             </w:r>
           </w:p>
         </w:tc>
@@ -840,7 +840,7 @@
               <w:rPr>
                 <w:rFonts w:ascii="TH SarabunPSK" w:hAnsi="TH SarabunPSK" w:cs="TH SarabunPSK"/>
                 <w:b w:val="0"/>
-                <w:sz w:val="28"/>
+                <w:sz w:val="26"/>
               </w:rPr>
               <w:t>0.3141</w:t>
             </w:r>
@@ -858,9 +858,9 @@
               <w:rPr>
                 <w:rFonts w:ascii="TH SarabunPSK" w:hAnsi="TH SarabunPSK" w:cs="TH SarabunPSK"/>
                 <w:b w:val="0"/>
-                <w:sz w:val="28"/>
+                <w:sz w:val="26"/>
               </w:rPr>
-              <w:t>0.1474</w:t>
+              <w:t>0.1447</w:t>
             </w:r>
           </w:p>
         </w:tc>
@@ -876,7 +876,7 @@
               <w:rPr>
                 <w:rFonts w:ascii="TH SarabunPSK" w:hAnsi="TH SarabunPSK" w:cs="TH SarabunPSK"/>
                 <w:b w:val="0"/>
-                <w:sz w:val="28"/>
+                <w:sz w:val="26"/>
               </w:rPr>
               <w:t>0.2985</w:t>
             </w:r>
@@ -894,9 +894,9 @@
               <w:rPr>
                 <w:rFonts w:ascii="TH SarabunPSK" w:hAnsi="TH SarabunPSK" w:cs="TH SarabunPSK"/>
                 <w:b w:val="0"/>
-                <w:sz w:val="28"/>
+                <w:sz w:val="26"/>
               </w:rPr>
-              <w:t>0.2812</w:t>
+              <w:t>0.2813</w:t>
             </w:r>
           </w:p>
         </w:tc>
@@ -912,9 +912,9 @@
               <w:rPr>
                 <w:rFonts w:ascii="TH SarabunPSK" w:hAnsi="TH SarabunPSK" w:cs="TH SarabunPSK"/>
                 <w:b w:val="0"/>
-                <w:sz w:val="28"/>
+                <w:sz w:val="26"/>
               </w:rPr>
-              <w:t>0.3017</w:t>
+              <w:t>0.3018</w:t>
             </w:r>
           </w:p>
         </w:tc>
@@ -932,7 +932,7 @@
               <w:rPr>
                 <w:rFonts w:ascii="TH SarabunPSK" w:hAnsi="TH SarabunPSK" w:cs="TH SarabunPSK"/>
                 <w:b w:val="0"/>
-                <w:sz w:val="28"/>
+                <w:sz w:val="26"/>
               </w:rPr>
               <w:t>H2L-Naive RAG</w:t>
             </w:r>
@@ -950,7 +950,7 @@
               <w:rPr>
                 <w:rFonts w:ascii="TH SarabunPSK" w:hAnsi="TH SarabunPSK" w:cs="TH SarabunPSK"/>
                 <w:b w:val="0"/>
-                <w:sz w:val="28"/>
+                <w:sz w:val="26"/>
               </w:rPr>
               <w:t>0.2345</w:t>
             </w:r>
@@ -968,7 +968,7 @@
               <w:rPr>
                 <w:rFonts w:ascii="TH SarabunPSK" w:hAnsi="TH SarabunPSK" w:cs="TH SarabunPSK"/>
                 <w:b w:val="0"/>
-                <w:sz w:val="28"/>
+                <w:sz w:val="26"/>
               </w:rPr>
               <w:t>0.3124</w:t>
             </w:r>
@@ -986,9 +986,9 @@
               <w:rPr>
                 <w:rFonts w:ascii="TH SarabunPSK" w:hAnsi="TH SarabunPSK" w:cs="TH SarabunPSK"/>
                 <w:b w:val="0"/>
-                <w:sz w:val="28"/>
+                <w:sz w:val="26"/>
               </w:rPr>
-              <w:t>0.1237</w:t>
+              <w:t>0.1211</w:t>
             </w:r>
           </w:p>
         </w:tc>
@@ -1004,7 +1004,7 @@
               <w:rPr>
                 <w:rFonts w:ascii="TH SarabunPSK" w:hAnsi="TH SarabunPSK" w:cs="TH SarabunPSK"/>
                 <w:b w:val="0"/>
-                <w:sz w:val="28"/>
+                <w:sz w:val="26"/>
               </w:rPr>
               <w:t>0.2529</w:t>
             </w:r>
@@ -1022,9 +1022,9 @@
               <w:rPr>
                 <w:rFonts w:ascii="TH SarabunPSK" w:hAnsi="TH SarabunPSK" w:cs="TH SarabunPSK"/>
                 <w:b w:val="0"/>
-                <w:sz w:val="28"/>
+                <w:sz w:val="26"/>
               </w:rPr>
-              <w:t>0.2391</w:t>
+              <w:t>0.2390</w:t>
             </w:r>
           </w:p>
         </w:tc>
@@ -1040,9 +1040,9 @@
               <w:rPr>
                 <w:rFonts w:ascii="TH SarabunPSK" w:hAnsi="TH SarabunPSK" w:cs="TH SarabunPSK"/>
                 <w:b w:val="0"/>
-                <w:sz w:val="28"/>
+                <w:sz w:val="26"/>
               </w:rPr>
-              <w:t>0.2721</w:t>
+              <w:t>0.2720</w:t>
             </w:r>
           </w:p>
         </w:tc>
@@ -1060,7 +1060,7 @@
               <w:rPr>
                 <w:rFonts w:ascii="TH SarabunPSK" w:hAnsi="TH SarabunPSK" w:cs="TH SarabunPSK"/>
                 <w:b w:val="0"/>
-                <w:sz w:val="28"/>
+                <w:sz w:val="26"/>
               </w:rPr>
               <w:t>H2L-HyDE</w:t>
             </w:r>
@@ -1078,9 +1078,9 @@
               <w:rPr>
                 <w:rFonts w:ascii="TH SarabunPSK" w:hAnsi="TH SarabunPSK" w:cs="TH SarabunPSK"/>
                 <w:b w:val="0"/>
-                <w:sz w:val="28"/>
+                <w:sz w:val="26"/>
               </w:rPr>
-              <w:t>0.1743</w:t>
+              <w:t>0.1500</w:t>
             </w:r>
           </w:p>
         </w:tc>
@@ -1096,9 +1096,9 @@
               <w:rPr>
                 <w:rFonts w:ascii="TH SarabunPSK" w:hAnsi="TH SarabunPSK" w:cs="TH SarabunPSK"/>
                 <w:b w:val="0"/>
-                <w:sz w:val="28"/>
+                <w:sz w:val="26"/>
               </w:rPr>
-              <w:t>0.1907</w:t>
+              <w:t>0.1664</w:t>
             </w:r>
           </w:p>
         </w:tc>
@@ -1114,9 +1114,9 @@
               <w:rPr>
                 <w:rFonts w:ascii="TH SarabunPSK" w:hAnsi="TH SarabunPSK" w:cs="TH SarabunPSK"/>
                 <w:b w:val="0"/>
-                <w:sz w:val="28"/>
+                <w:sz w:val="26"/>
               </w:rPr>
-              <w:t>0.0605</w:t>
+              <w:t>0.0632</w:t>
             </w:r>
           </w:p>
         </w:tc>
@@ -1132,9 +1132,9 @@
               <w:rPr>
                 <w:rFonts w:ascii="TH SarabunPSK" w:hAnsi="TH SarabunPSK" w:cs="TH SarabunPSK"/>
                 <w:b w:val="0"/>
-                <w:sz w:val="28"/>
+                <w:sz w:val="26"/>
               </w:rPr>
-              <w:t>0.2083</w:t>
+              <w:t>0.1925</w:t>
             </w:r>
           </w:p>
         </w:tc>
@@ -1150,9 +1150,9 @@
               <w:rPr>
                 <w:rFonts w:ascii="TH SarabunPSK" w:hAnsi="TH SarabunPSK" w:cs="TH SarabunPSK"/>
                 <w:b w:val="0"/>
-                <w:sz w:val="28"/>
+                <w:sz w:val="26"/>
               </w:rPr>
-              <w:t>0.1721</w:t>
+              <w:t>0.1577</w:t>
             </w:r>
           </w:p>
         </w:tc>
@@ -1168,9 +1168,9 @@
               <w:rPr>
                 <w:rFonts w:ascii="TH SarabunPSK" w:hAnsi="TH SarabunPSK" w:cs="TH SarabunPSK"/>
                 <w:b w:val="0"/>
-                <w:sz w:val="28"/>
+                <w:sz w:val="26"/>
               </w:rPr>
-              <w:t>0.2013</w:t>
+              <w:t>0.1694</w:t>
             </w:r>
           </w:p>
         </w:tc>
@@ -1189,7 +1189,7 @@
               <w:rPr>
                 <w:rFonts w:ascii="TH SarabunPSK" w:hAnsi="TH SarabunPSK" w:cs="TH SarabunPSK"/>
                 <w:b/>
-                <w:sz w:val="28"/>
+                <w:sz w:val="26"/>
               </w:rPr>
               <w:t>H2L-Hybrid</w:t>
             </w:r>
@@ -1208,9 +1208,9 @@
               <w:rPr>
                 <w:rFonts w:ascii="TH SarabunPSK" w:hAnsi="TH SarabunPSK" w:cs="TH SarabunPSK"/>
                 <w:b/>
-                <w:sz w:val="28"/>
+                <w:sz w:val="26"/>
               </w:rPr>
-              <w:t>0.2889</w:t>
+              <w:t>0.2933</w:t>
             </w:r>
           </w:p>
         </w:tc>
@@ -1227,7 +1227,7 @@
               <w:rPr>
                 <w:rFonts w:ascii="TH SarabunPSK" w:hAnsi="TH SarabunPSK" w:cs="TH SarabunPSK"/>
                 <w:b/>
-                <w:sz w:val="28"/>
+                <w:sz w:val="26"/>
               </w:rPr>
               <w:t>0.3351</w:t>
             </w:r>
@@ -1246,7 +1246,7 @@
               <w:rPr>
                 <w:rFonts w:ascii="TH SarabunPSK" w:hAnsi="TH SarabunPSK" w:cs="TH SarabunPSK"/>
                 <w:b/>
-                <w:sz w:val="28"/>
+                <w:sz w:val="26"/>
               </w:rPr>
               <w:t>0.1500</w:t>
             </w:r>
@@ -1265,9 +1265,9 @@
               <w:rPr>
                 <w:rFonts w:ascii="TH SarabunPSK" w:hAnsi="TH SarabunPSK" w:cs="TH SarabunPSK"/>
                 <w:b/>
-                <w:sz w:val="28"/>
+                <w:sz w:val="26"/>
               </w:rPr>
-              <w:t>0.3149</w:t>
+              <w:t>0.3215</w:t>
             </w:r>
           </w:p>
         </w:tc>
@@ -1284,9 +1284,9 @@
               <w:rPr>
                 <w:rFonts w:ascii="TH SarabunPSK" w:hAnsi="TH SarabunPSK" w:cs="TH SarabunPSK"/>
                 <w:b/>
-                <w:sz w:val="28"/>
+                <w:sz w:val="26"/>
               </w:rPr>
-              <w:t>0.2952</w:t>
+              <w:t>0.2975</w:t>
             </w:r>
           </w:p>
         </w:tc>
@@ -1303,9 +1303,9 @@
               <w:rPr>
                 <w:rFonts w:ascii="TH SarabunPSK" w:hAnsi="TH SarabunPSK" w:cs="TH SarabunPSK"/>
                 <w:b/>
-                <w:sz w:val="28"/>
+                <w:sz w:val="26"/>
               </w:rPr>
-              <w:t>0.3275</w:t>
+              <w:t>0.3285</w:t>
             </w:r>
           </w:p>
         </w:tc>
@@ -1335,49 +1335,7 @@
           <w:b w:val="0"/>
           <w:sz w:val="32"/>
         </w:rPr>
-        <w:t>จากตาราง กลยุทธ์ H2L-Hybrid ให้ผลดีที่สุดในทุกตัวชี้วัด (สูงสุดใน MAP, MRR, R@5, nDCG@5 และ nDCG@10 และเสมอกับ Basic ใน P@5) โดยได้ค่า nDCG@10 เท่ากับ 0.3275 สูงกว่ากลยุทธ์พื้นฐานที่ดีที่สุด (Basic = 0.3020) อย่างชัดเจน</w:t>
-      </w:r>
-    </w:p>
-    <w:p>
-      <w:pPr>
-        <w:spacing w:before="0" w:after="120" w:line="336" w:lineRule="auto"/>
-        <w:jc w:val="both"/>
-      </w:pPr>
-      <w:r>
-        <w:rPr>
-          <w:rFonts w:ascii="TH SarabunPSK" w:hAnsi="TH SarabunPSK" w:cs="TH SarabunPSK"/>
-          <w:b w:val="0"/>
-          <w:sz w:val="32"/>
-        </w:rPr>
-        <w:t>ข้อสังเกตสำคัญคือ เมื่อเพิ่มเคสข้อความสั้นเข้าสู่ชุดทดสอบ กลยุทธ์พื้นฐานที่อาศัยการจับคู่คำหรือความคล้ายเชิงความหมายเพียงอย่างเดียว (เช่น BM25 Only และ HyDE) มีคะแนนลดลง เนื่องจากข้อความสั้นให้บริบทไม่เพียงพอต่อการค้นคืน ในขณะที่กลยุทธ์ H2L ยังคงประสิทธิภาพไว้ได้ เพราะใช้รหัสปัญหาที่ตรวจจับได้เป็นตัวนำการค้นคืน ผลนี้สนับสนุนว่าสถาปัตยกรรมสองระดับของ H2L มีประโยชน์อย่างเป็นรูปธรรมในการจัดการข้อความสั้นซึ่งพบได้บ่อยในบริบทงานสังคมสงเคราะห์จริง</w:t>
-      </w:r>
-    </w:p>
-    <w:p>
-      <w:pPr>
-        <w:spacing w:before="240" w:after="120" w:line="336" w:lineRule="auto"/>
-        <w:jc w:val="left"/>
-      </w:pPr>
-      <w:r>
-        <w:rPr>
-          <w:rFonts w:ascii="TH SarabunPSK" w:hAnsi="TH SarabunPSK" w:cs="TH SarabunPSK"/>
-          <w:b/>
-          <w:sz w:val="34"/>
-        </w:rPr>
-        <w:t>หมายเหตุสำหรับบทที่ 5 (ข้อจำกัด)</w:t>
-      </w:r>
-    </w:p>
-    <w:p>
-      <w:pPr>
-        <w:spacing w:before="0" w:after="120" w:line="336" w:lineRule="auto"/>
-        <w:jc w:val="both"/>
-      </w:pPr>
-      <w:r>
-        <w:rPr>
-          <w:rFonts w:ascii="TH SarabunPSK" w:hAnsi="TH SarabunPSK" w:cs="TH SarabunPSK"/>
-          <w:b w:val="0"/>
-          <w:sz w:val="32"/>
-        </w:rPr>
-        <w:t>จากการทดสอบพบว่าเคสข้อความสั้นด้านคนไร้บ้าน (เช่น "ไม่มีที่อยู่อาศัย") ระบบสามารถตรวจจับรหัสปัญหาได้ถูกต้อง แต่ไม่สามารถค้นคืนเอกสารสนับสนุนที่เกี่ยวข้องได้ ซึ่งสะท้อนว่าคลังเอกสารอ้างอิงอาจมีเนื้อหาด้านคนไร้บ้านไม่เพียงพอ (retrieval gap) มิใช่ข้อบกพร่องของการตรวจจับปัญหา ผู้วิจัยเสนอให้ขยายคลังเอกสารในหมวดที่ยังขาดในงานวิจัยครั้งต่อไป</w:t>
+        <w:t>H2L-Hybrid ให้ผลดีที่สุดในทุกตัวชี้วัด (สูงสุดใน MAP, MRR, R@5, nDCG@5 และ nDCG@10 และเสมอกับ Basic ใน P@5) โดยได้ค่า nDCG@10 = 0.3285 สูงกว่า Basic (0.3031) และ BM25 Only (0.2861)</w:t>
       </w:r>
     </w:p>
     <w:p>
@@ -1396,7 +1354,7 @@
           <w:b/>
           <w:sz w:val="34"/>
         </w:rPr>
-        <w:t>ส่วนเพิ่มเติมในบทที่ 4: การทดสอบนัยสำคัญทางสถิติ</w:t>
+        <w:t>ส่วนเพิ่มเติมในบทที่ 4: การทดสอบนัยสำคัญทางสถิติ (nDCG@10)</w:t>
       </w:r>
     </w:p>
     <w:p>
@@ -1410,7 +1368,7 @@
           <w:b w:val="0"/>
           <w:sz w:val="32"/>
         </w:rPr>
-        <w:t>เพื่อยืนยันว่าความแตกต่างของประสิทธิภาพระหว่างกลยุทธ์ H2L-Hybrid กับกลยุทธ์อื่นมิได้เกิดจากความบังเอิญ ผู้วิจัยได้ทำการทดสอบนัยสำคัญทางสถิติแบบจับคู่ (Paired t-test) บนค่า nDCG@10 รายเคสจากชุดทดสอบ 76 เคส พร้อมปรับค่านัยสำคัญด้วยวิธี Holm-Bonferroni เพื่อควบคุมความคลาดเคลื่อนจากการทดสอบหลายครั้ง และรายงานขนาดผล (Effect Size) ด้วยค่า Cohen’s d ผลแสดงในตารางที่ XX</w:t>
+        <w:t>ผู้วิจัยทำการทดสอบนัยสำคัญทางสถิติแบบจับคู่ (Paired t-test) บนค่า nDCG@10 รายเคสจากชุดทดสอบ 76 เคส พร้อมปรับค่านัยสำคัญด้วยวิธี Holm-Bonferroni และรายงานขนาดผลด้วยค่า Cohen's d</w:t>
       </w:r>
     </w:p>
     <w:tbl>
@@ -1421,16 +1379,18 @@
         <w:tblLook w:firstColumn="1" w:firstRow="1" w:lastColumn="0" w:lastRow="0" w:noHBand="0" w:noVBand="1" w:val="04A0"/>
       </w:tblPr>
       <w:tblGrid>
-        <w:gridCol w:w="1728"/>
-        <w:gridCol w:w="1728"/>
-        <w:gridCol w:w="1728"/>
-        <w:gridCol w:w="1728"/>
-        <w:gridCol w:w="1728"/>
+        <w:gridCol w:w="1234"/>
+        <w:gridCol w:w="1234"/>
+        <w:gridCol w:w="1234"/>
+        <w:gridCol w:w="1234"/>
+        <w:gridCol w:w="1234"/>
+        <w:gridCol w:w="1234"/>
+        <w:gridCol w:w="1234"/>
       </w:tblGrid>
       <w:tr>
         <w:tc>
           <w:tcPr>
-            <w:tcW w:type="dxa" w:w="1728"/>
+            <w:tcW w:type="dxa" w:w="1234"/>
             <w:shd w:val="clear" w:color="auto" w:fill="D9E2F3"/>
           </w:tcPr>
           <w:p>
@@ -1441,7 +1401,7 @@
               <w:rPr>
                 <w:rFonts w:ascii="TH SarabunPSK" w:hAnsi="TH SarabunPSK" w:cs="TH SarabunPSK"/>
                 <w:b/>
-                <w:sz w:val="26"/>
+                <w:sz w:val="24"/>
               </w:rPr>
               <w:t>เปรียบเทียบกับ</w:t>
             </w:r>
@@ -1449,7 +1409,7 @@
         </w:tc>
         <w:tc>
           <w:tcPr>
-            <w:tcW w:type="dxa" w:w="1728"/>
+            <w:tcW w:type="dxa" w:w="1234"/>
             <w:shd w:val="clear" w:color="auto" w:fill="D9E2F3"/>
           </w:tcPr>
           <w:p>
@@ -1460,15 +1420,15 @@
               <w:rPr>
                 <w:rFonts w:ascii="TH SarabunPSK" w:hAnsi="TH SarabunPSK" w:cs="TH SarabunPSK"/>
                 <w:b/>
-                <w:sz w:val="26"/>
+                <w:sz w:val="24"/>
               </w:rPr>
-              <w:t>ผลต่าง nDCG@10</w:t>
+              <w:t>H2L-Hybrid</w:t>
             </w:r>
           </w:p>
         </w:tc>
         <w:tc>
           <w:tcPr>
-            <w:tcW w:type="dxa" w:w="1728"/>
+            <w:tcW w:type="dxa" w:w="1234"/>
             <w:shd w:val="clear" w:color="auto" w:fill="D9E2F3"/>
           </w:tcPr>
           <w:p>
@@ -1479,15 +1439,15 @@
               <w:rPr>
                 <w:rFonts w:ascii="TH SarabunPSK" w:hAnsi="TH SarabunPSK" w:cs="TH SarabunPSK"/>
                 <w:b/>
-                <w:sz w:val="26"/>
+                <w:sz w:val="24"/>
               </w:rPr>
-              <w:t>Cohen's d</w:t>
+              <w:t>Baseline</w:t>
             </w:r>
           </w:p>
         </w:tc>
         <w:tc>
           <w:tcPr>
-            <w:tcW w:type="dxa" w:w="1728"/>
+            <w:tcW w:type="dxa" w:w="1234"/>
             <w:shd w:val="clear" w:color="auto" w:fill="D9E2F3"/>
           </w:tcPr>
           <w:p>
@@ -1498,15 +1458,15 @@
               <w:rPr>
                 <w:rFonts w:ascii="TH SarabunPSK" w:hAnsi="TH SarabunPSK" w:cs="TH SarabunPSK"/>
                 <w:b/>
-                <w:sz w:val="26"/>
+                <w:sz w:val="24"/>
               </w:rPr>
-              <w:t>p (Holm)</w:t>
+              <w:t>ผลต่าง</w:t>
             </w:r>
           </w:p>
         </w:tc>
         <w:tc>
           <w:tcPr>
-            <w:tcW w:type="dxa" w:w="1728"/>
+            <w:tcW w:type="dxa" w:w="1234"/>
             <w:shd w:val="clear" w:color="auto" w:fill="D9E2F3"/>
           </w:tcPr>
           <w:p>
@@ -1517,7 +1477,45 @@
               <w:rPr>
                 <w:rFonts w:ascii="TH SarabunPSK" w:hAnsi="TH SarabunPSK" w:cs="TH SarabunPSK"/>
                 <w:b/>
-                <w:sz w:val="26"/>
+                <w:sz w:val="24"/>
+              </w:rPr>
+              <w:t>Cohen's d</w:t>
+            </w:r>
+          </w:p>
+        </w:tc>
+        <w:tc>
+          <w:tcPr>
+            <w:tcW w:type="dxa" w:w="1234"/>
+            <w:shd w:val="clear" w:color="auto" w:fill="D9E2F3"/>
+          </w:tcPr>
+          <w:p>
+            <w:pPr>
+              <w:jc w:val="center"/>
+            </w:pPr>
+            <w:r>
+              <w:rPr>
+                <w:rFonts w:ascii="TH SarabunPSK" w:hAnsi="TH SarabunPSK" w:cs="TH SarabunPSK"/>
+                <w:b/>
+                <w:sz w:val="24"/>
+              </w:rPr>
+              <w:t>p (Holm)</w:t>
+            </w:r>
+          </w:p>
+        </w:tc>
+        <w:tc>
+          <w:tcPr>
+            <w:tcW w:type="dxa" w:w="1234"/>
+            <w:shd w:val="clear" w:color="auto" w:fill="D9E2F3"/>
+          </w:tcPr>
+          <w:p>
+            <w:pPr>
+              <w:jc w:val="center"/>
+            </w:pPr>
+            <w:r>
+              <w:rPr>
+                <w:rFonts w:ascii="TH SarabunPSK" w:hAnsi="TH SarabunPSK" w:cs="TH SarabunPSK"/>
+                <w:b/>
+                <w:sz w:val="24"/>
               </w:rPr>
               <w:t>นัยสำคัญ</w:t>
             </w:r>
@@ -1527,7 +1525,7 @@
       <w:tr>
         <w:tc>
           <w:tcPr>
-            <w:tcW w:type="dxa" w:w="1728"/>
+            <w:tcW w:type="dxa" w:w="1234"/>
           </w:tcPr>
           <w:p>
             <w:pPr>
@@ -1537,7 +1535,7 @@
               <w:rPr>
                 <w:rFonts w:ascii="TH SarabunPSK" w:hAnsi="TH SarabunPSK" w:cs="TH SarabunPSK"/>
                 <w:b w:val="0"/>
-                <w:sz w:val="26"/>
+                <w:sz w:val="24"/>
               </w:rPr>
               <w:t>BM25 Only</w:t>
             </w:r>
@@ -1545,7 +1543,7 @@
         </w:tc>
         <w:tc>
           <w:tcPr>
-            <w:tcW w:type="dxa" w:w="1728"/>
+            <w:tcW w:type="dxa" w:w="1234"/>
           </w:tcPr>
           <w:p>
             <w:pPr>
@@ -1555,15 +1553,15 @@
               <w:rPr>
                 <w:rFonts w:ascii="TH SarabunPSK" w:hAnsi="TH SarabunPSK" w:cs="TH SarabunPSK"/>
                 <w:b w:val="0"/>
-                <w:sz w:val="26"/>
+                <w:sz w:val="24"/>
               </w:rPr>
-              <w:t>+0.0425</w:t>
+              <w:t>0.3285</w:t>
             </w:r>
           </w:p>
         </w:tc>
         <w:tc>
           <w:tcPr>
-            <w:tcW w:type="dxa" w:w="1728"/>
+            <w:tcW w:type="dxa" w:w="1234"/>
           </w:tcPr>
           <w:p>
             <w:pPr>
@@ -1573,15 +1571,15 @@
               <w:rPr>
                 <w:rFonts w:ascii="TH SarabunPSK" w:hAnsi="TH SarabunPSK" w:cs="TH SarabunPSK"/>
                 <w:b w:val="0"/>
-                <w:sz w:val="26"/>
+                <w:sz w:val="24"/>
               </w:rPr>
-              <w:t>0.25</w:t>
+              <w:t>0.2861</w:t>
             </w:r>
           </w:p>
         </w:tc>
         <w:tc>
           <w:tcPr>
-            <w:tcW w:type="dxa" w:w="1728"/>
+            <w:tcW w:type="dxa" w:w="1234"/>
           </w:tcPr>
           <w:p>
             <w:pPr>
@@ -1591,15 +1589,15 @@
               <w:rPr>
                 <w:rFonts w:ascii="TH SarabunPSK" w:hAnsi="TH SarabunPSK" w:cs="TH SarabunPSK"/>
                 <w:b w:val="0"/>
-                <w:sz w:val="26"/>
+                <w:sz w:val="24"/>
               </w:rPr>
-              <w:t>0.1025</w:t>
+              <w:t>+0.0425</w:t>
             </w:r>
           </w:p>
         </w:tc>
         <w:tc>
           <w:tcPr>
-            <w:tcW w:type="dxa" w:w="1728"/>
+            <w:tcW w:type="dxa" w:w="1234"/>
           </w:tcPr>
           <w:p>
             <w:pPr>
@@ -1609,7 +1607,43 @@
               <w:rPr>
                 <w:rFonts w:ascii="TH SarabunPSK" w:hAnsi="TH SarabunPSK" w:cs="TH SarabunPSK"/>
                 <w:b w:val="0"/>
-                <w:sz w:val="26"/>
+                <w:sz w:val="24"/>
+              </w:rPr>
+              <w:t>0.25</w:t>
+            </w:r>
+          </w:p>
+        </w:tc>
+        <w:tc>
+          <w:tcPr>
+            <w:tcW w:type="dxa" w:w="1234"/>
+          </w:tcPr>
+          <w:p>
+            <w:pPr>
+              <w:jc w:val="center"/>
+            </w:pPr>
+            <w:r>
+              <w:rPr>
+                <w:rFonts w:ascii="TH SarabunPSK" w:hAnsi="TH SarabunPSK" w:cs="TH SarabunPSK"/>
+                <w:b w:val="0"/>
+                <w:sz w:val="24"/>
+              </w:rPr>
+              <w:t>0.1025</w:t>
+            </w:r>
+          </w:p>
+        </w:tc>
+        <w:tc>
+          <w:tcPr>
+            <w:tcW w:type="dxa" w:w="1234"/>
+          </w:tcPr>
+          <w:p>
+            <w:pPr>
+              <w:jc w:val="center"/>
+            </w:pPr>
+            <w:r>
+              <w:rPr>
+                <w:rFonts w:ascii="TH SarabunPSK" w:hAnsi="TH SarabunPSK" w:cs="TH SarabunPSK"/>
+                <w:b w:val="0"/>
+                <w:sz w:val="24"/>
               </w:rPr>
               <w:t>ns</w:t>
             </w:r>
@@ -1619,7 +1653,7 @@
       <w:tr>
         <w:tc>
           <w:tcPr>
-            <w:tcW w:type="dxa" w:w="1728"/>
+            <w:tcW w:type="dxa" w:w="1234"/>
             <w:shd w:val="clear" w:color="auto" w:fill="E2EFDA"/>
           </w:tcPr>
           <w:p>
@@ -1630,7 +1664,7 @@
               <w:rPr>
                 <w:rFonts w:ascii="TH SarabunPSK" w:hAnsi="TH SarabunPSK" w:cs="TH SarabunPSK"/>
                 <w:b/>
-                <w:sz w:val="26"/>
+                <w:sz w:val="24"/>
               </w:rPr>
               <w:t>Naive RAG</w:t>
             </w:r>
@@ -1638,7 +1672,7 @@
         </w:tc>
         <w:tc>
           <w:tcPr>
-            <w:tcW w:type="dxa" w:w="1728"/>
+            <w:tcW w:type="dxa" w:w="1234"/>
             <w:shd w:val="clear" w:color="auto" w:fill="E2EFDA"/>
           </w:tcPr>
           <w:p>
@@ -1649,15 +1683,15 @@
               <w:rPr>
                 <w:rFonts w:ascii="TH SarabunPSK" w:hAnsi="TH SarabunPSK" w:cs="TH SarabunPSK"/>
                 <w:b/>
-                <w:sz w:val="26"/>
+                <w:sz w:val="24"/>
               </w:rPr>
-              <w:t>+0.0655</w:t>
+              <w:t>0.3285</w:t>
             </w:r>
           </w:p>
         </w:tc>
         <w:tc>
           <w:tcPr>
-            <w:tcW w:type="dxa" w:w="1728"/>
+            <w:tcW w:type="dxa" w:w="1234"/>
             <w:shd w:val="clear" w:color="auto" w:fill="E2EFDA"/>
           </w:tcPr>
           <w:p>
@@ -1668,15 +1702,15 @@
               <w:rPr>
                 <w:rFonts w:ascii="TH SarabunPSK" w:hAnsi="TH SarabunPSK" w:cs="TH SarabunPSK"/>
                 <w:b/>
-                <w:sz w:val="26"/>
+                <w:sz w:val="24"/>
               </w:rPr>
-              <w:t>0.42</w:t>
+              <w:t>0.2623</w:t>
             </w:r>
           </w:p>
         </w:tc>
         <w:tc>
           <w:tcPr>
-            <w:tcW w:type="dxa" w:w="1728"/>
+            <w:tcW w:type="dxa" w:w="1234"/>
             <w:shd w:val="clear" w:color="auto" w:fill="E2EFDA"/>
           </w:tcPr>
           <w:p>
@@ -1687,15 +1721,15 @@
               <w:rPr>
                 <w:rFonts w:ascii="TH SarabunPSK" w:hAnsi="TH SarabunPSK" w:cs="TH SarabunPSK"/>
                 <w:b/>
-                <w:sz w:val="26"/>
+                <w:sz w:val="24"/>
               </w:rPr>
-              <w:t>0.0020</w:t>
+              <w:t>+0.0662</w:t>
             </w:r>
           </w:p>
         </w:tc>
         <w:tc>
           <w:tcPr>
-            <w:tcW w:type="dxa" w:w="1728"/>
+            <w:tcW w:type="dxa" w:w="1234"/>
             <w:shd w:val="clear" w:color="auto" w:fill="E2EFDA"/>
           </w:tcPr>
           <w:p>
@@ -1706,7 +1740,45 @@
               <w:rPr>
                 <w:rFonts w:ascii="TH SarabunPSK" w:hAnsi="TH SarabunPSK" w:cs="TH SarabunPSK"/>
                 <w:b/>
-                <w:sz w:val="26"/>
+                <w:sz w:val="24"/>
+              </w:rPr>
+              <w:t>0.43</w:t>
+            </w:r>
+          </w:p>
+        </w:tc>
+        <w:tc>
+          <w:tcPr>
+            <w:tcW w:type="dxa" w:w="1234"/>
+            <w:shd w:val="clear" w:color="auto" w:fill="E2EFDA"/>
+          </w:tcPr>
+          <w:p>
+            <w:pPr>
+              <w:jc w:val="center"/>
+            </w:pPr>
+            <w:r>
+              <w:rPr>
+                <w:rFonts w:ascii="TH SarabunPSK" w:hAnsi="TH SarabunPSK" w:cs="TH SarabunPSK"/>
+                <w:b/>
+                <w:sz w:val="24"/>
+              </w:rPr>
+              <w:t>0.0019</w:t>
+            </w:r>
+          </w:p>
+        </w:tc>
+        <w:tc>
+          <w:tcPr>
+            <w:tcW w:type="dxa" w:w="1234"/>
+            <w:shd w:val="clear" w:color="auto" w:fill="E2EFDA"/>
+          </w:tcPr>
+          <w:p>
+            <w:pPr>
+              <w:jc w:val="center"/>
+            </w:pPr>
+            <w:r>
+              <w:rPr>
+                <w:rFonts w:ascii="TH SarabunPSK" w:hAnsi="TH SarabunPSK" w:cs="TH SarabunPSK"/>
+                <w:b/>
+                <w:sz w:val="24"/>
               </w:rPr>
               <w:t>** (p&lt;0.01)</w:t>
             </w:r>
@@ -1716,7 +1788,7 @@
       <w:tr>
         <w:tc>
           <w:tcPr>
-            <w:tcW w:type="dxa" w:w="1728"/>
+            <w:tcW w:type="dxa" w:w="1234"/>
             <w:shd w:val="clear" w:color="auto" w:fill="E2EFDA"/>
           </w:tcPr>
           <w:p>
@@ -1727,7 +1799,7 @@
               <w:rPr>
                 <w:rFonts w:ascii="TH SarabunPSK" w:hAnsi="TH SarabunPSK" w:cs="TH SarabunPSK"/>
                 <w:b/>
-                <w:sz w:val="26"/>
+                <w:sz w:val="24"/>
               </w:rPr>
               <w:t>HyDE</w:t>
             </w:r>
@@ -1735,7 +1807,7 @@
         </w:tc>
         <w:tc>
           <w:tcPr>
-            <w:tcW w:type="dxa" w:w="1728"/>
+            <w:tcW w:type="dxa" w:w="1234"/>
             <w:shd w:val="clear" w:color="auto" w:fill="E2EFDA"/>
           </w:tcPr>
           <w:p>
@@ -1746,15 +1818,15 @@
               <w:rPr>
                 <w:rFonts w:ascii="TH SarabunPSK" w:hAnsi="TH SarabunPSK" w:cs="TH SarabunPSK"/>
                 <w:b/>
-                <w:sz w:val="26"/>
+                <w:sz w:val="24"/>
               </w:rPr>
-              <w:t>+0.1376</w:t>
+              <w:t>0.3285</w:t>
             </w:r>
           </w:p>
         </w:tc>
         <w:tc>
           <w:tcPr>
-            <w:tcW w:type="dxa" w:w="1728"/>
+            <w:tcW w:type="dxa" w:w="1234"/>
             <w:shd w:val="clear" w:color="auto" w:fill="E2EFDA"/>
           </w:tcPr>
           <w:p>
@@ -1765,15 +1837,15 @@
               <w:rPr>
                 <w:rFonts w:ascii="TH SarabunPSK" w:hAnsi="TH SarabunPSK" w:cs="TH SarabunPSK"/>
                 <w:b/>
-                <w:sz w:val="26"/>
+                <w:sz w:val="24"/>
               </w:rPr>
-              <w:t>0.46</w:t>
+              <w:t>0.1826</w:t>
             </w:r>
           </w:p>
         </w:tc>
         <w:tc>
           <w:tcPr>
-            <w:tcW w:type="dxa" w:w="1728"/>
+            <w:tcW w:type="dxa" w:w="1234"/>
             <w:shd w:val="clear" w:color="auto" w:fill="E2EFDA"/>
           </w:tcPr>
           <w:p>
@@ -1784,15 +1856,15 @@
               <w:rPr>
                 <w:rFonts w:ascii="TH SarabunPSK" w:hAnsi="TH SarabunPSK" w:cs="TH SarabunPSK"/>
                 <w:b/>
-                <w:sz w:val="26"/>
+                <w:sz w:val="24"/>
               </w:rPr>
-              <w:t>0.0009</w:t>
+              <w:t>+0.1459</w:t>
             </w:r>
           </w:p>
         </w:tc>
         <w:tc>
           <w:tcPr>
-            <w:tcW w:type="dxa" w:w="1728"/>
+            <w:tcW w:type="dxa" w:w="1234"/>
             <w:shd w:val="clear" w:color="auto" w:fill="E2EFDA"/>
           </w:tcPr>
           <w:p>
@@ -1803,7 +1875,45 @@
               <w:rPr>
                 <w:rFonts w:ascii="TH SarabunPSK" w:hAnsi="TH SarabunPSK" w:cs="TH SarabunPSK"/>
                 <w:b/>
-                <w:sz w:val="26"/>
+                <w:sz w:val="24"/>
+              </w:rPr>
+              <w:t>0.48</w:t>
+            </w:r>
+          </w:p>
+        </w:tc>
+        <w:tc>
+          <w:tcPr>
+            <w:tcW w:type="dxa" w:w="1234"/>
+            <w:shd w:val="clear" w:color="auto" w:fill="E2EFDA"/>
+          </w:tcPr>
+          <w:p>
+            <w:pPr>
+              <w:jc w:val="center"/>
+            </w:pPr>
+            <w:r>
+              <w:rPr>
+                <w:rFonts w:ascii="TH SarabunPSK" w:hAnsi="TH SarabunPSK" w:cs="TH SarabunPSK"/>
+                <w:b/>
+                <w:sz w:val="24"/>
+              </w:rPr>
+              <w:t>0.0005</w:t>
+            </w:r>
+          </w:p>
+        </w:tc>
+        <w:tc>
+          <w:tcPr>
+            <w:tcW w:type="dxa" w:w="1234"/>
+            <w:shd w:val="clear" w:color="auto" w:fill="E2EFDA"/>
+          </w:tcPr>
+          <w:p>
+            <w:pPr>
+              <w:jc w:val="center"/>
+            </w:pPr>
+            <w:r>
+              <w:rPr>
+                <w:rFonts w:ascii="TH SarabunPSK" w:hAnsi="TH SarabunPSK" w:cs="TH SarabunPSK"/>
+                <w:b/>
+                <w:sz w:val="24"/>
               </w:rPr>
               <w:t>*** (p&lt;0.001)</w:t>
             </w:r>
@@ -1813,7 +1923,7 @@
       <w:tr>
         <w:tc>
           <w:tcPr>
-            <w:tcW w:type="dxa" w:w="1728"/>
+            <w:tcW w:type="dxa" w:w="1234"/>
           </w:tcPr>
           <w:p>
             <w:pPr>
@@ -1823,7 +1933,7 @@
               <w:rPr>
                 <w:rFonts w:ascii="TH SarabunPSK" w:hAnsi="TH SarabunPSK" w:cs="TH SarabunPSK"/>
                 <w:b w:val="0"/>
-                <w:sz w:val="26"/>
+                <w:sz w:val="24"/>
               </w:rPr>
               <w:t>Basic (Hybrid)</w:t>
             </w:r>
@@ -1831,7 +1941,7 @@
         </w:tc>
         <w:tc>
           <w:tcPr>
-            <w:tcW w:type="dxa" w:w="1728"/>
+            <w:tcW w:type="dxa" w:w="1234"/>
           </w:tcPr>
           <w:p>
             <w:pPr>
@@ -1841,15 +1951,15 @@
               <w:rPr>
                 <w:rFonts w:ascii="TH SarabunPSK" w:hAnsi="TH SarabunPSK" w:cs="TH SarabunPSK"/>
                 <w:b w:val="0"/>
-                <w:sz w:val="26"/>
+                <w:sz w:val="24"/>
               </w:rPr>
-              <w:t>+0.0256</w:t>
+              <w:t>0.3285</w:t>
             </w:r>
           </w:p>
         </w:tc>
         <w:tc>
           <w:tcPr>
-            <w:tcW w:type="dxa" w:w="1728"/>
+            <w:tcW w:type="dxa" w:w="1234"/>
           </w:tcPr>
           <w:p>
             <w:pPr>
@@ -1859,15 +1969,15 @@
               <w:rPr>
                 <w:rFonts w:ascii="TH SarabunPSK" w:hAnsi="TH SarabunPSK" w:cs="TH SarabunPSK"/>
                 <w:b w:val="0"/>
-                <w:sz w:val="26"/>
+                <w:sz w:val="24"/>
               </w:rPr>
-              <w:t>0.24</w:t>
+              <w:t>0.3031</w:t>
             </w:r>
           </w:p>
         </w:tc>
         <w:tc>
           <w:tcPr>
-            <w:tcW w:type="dxa" w:w="1728"/>
+            <w:tcW w:type="dxa" w:w="1234"/>
           </w:tcPr>
           <w:p>
             <w:pPr>
@@ -1877,15 +1987,15 @@
               <w:rPr>
                 <w:rFonts w:ascii="TH SarabunPSK" w:hAnsi="TH SarabunPSK" w:cs="TH SarabunPSK"/>
                 <w:b w:val="0"/>
-                <w:sz w:val="26"/>
+                <w:sz w:val="24"/>
               </w:rPr>
-              <w:t>0.1025</w:t>
+              <w:t>+0.0254</w:t>
             </w:r>
           </w:p>
         </w:tc>
         <w:tc>
           <w:tcPr>
-            <w:tcW w:type="dxa" w:w="1728"/>
+            <w:tcW w:type="dxa" w:w="1234"/>
           </w:tcPr>
           <w:p>
             <w:pPr>
@@ -1895,7 +2005,43 @@
               <w:rPr>
                 <w:rFonts w:ascii="TH SarabunPSK" w:hAnsi="TH SarabunPSK" w:cs="TH SarabunPSK"/>
                 <w:b w:val="0"/>
-                <w:sz w:val="26"/>
+                <w:sz w:val="24"/>
+              </w:rPr>
+              <w:t>0.24</w:t>
+            </w:r>
+          </w:p>
+        </w:tc>
+        <w:tc>
+          <w:tcPr>
+            <w:tcW w:type="dxa" w:w="1234"/>
+          </w:tcPr>
+          <w:p>
+            <w:pPr>
+              <w:jc w:val="center"/>
+            </w:pPr>
+            <w:r>
+              <w:rPr>
+                <w:rFonts w:ascii="TH SarabunPSK" w:hAnsi="TH SarabunPSK" w:cs="TH SarabunPSK"/>
+                <w:b w:val="0"/>
+                <w:sz w:val="24"/>
+              </w:rPr>
+              <w:t>0.1025</w:t>
+            </w:r>
+          </w:p>
+        </w:tc>
+        <w:tc>
+          <w:tcPr>
+            <w:tcW w:type="dxa" w:w="1234"/>
+          </w:tcPr>
+          <w:p>
+            <w:pPr>
+              <w:jc w:val="center"/>
+            </w:pPr>
+            <w:r>
+              <w:rPr>
+                <w:rFonts w:ascii="TH SarabunPSK" w:hAnsi="TH SarabunPSK" w:cs="TH SarabunPSK"/>
+                <w:b w:val="0"/>
+                <w:sz w:val="24"/>
               </w:rPr>
               <w:t>ns</w:t>
             </w:r>
@@ -1905,7 +2051,7 @@
       <w:tr>
         <w:tc>
           <w:tcPr>
-            <w:tcW w:type="dxa" w:w="1728"/>
+            <w:tcW w:type="dxa" w:w="1234"/>
           </w:tcPr>
           <w:p>
             <w:pPr>
@@ -1915,7 +2061,7 @@
               <w:rPr>
                 <w:rFonts w:ascii="TH SarabunPSK" w:hAnsi="TH SarabunPSK" w:cs="TH SarabunPSK"/>
                 <w:b w:val="0"/>
-                <w:sz w:val="26"/>
+                <w:sz w:val="24"/>
               </w:rPr>
               <w:t>H2L-BM25</w:t>
             </w:r>
@@ -1923,7 +2069,7 @@
         </w:tc>
         <w:tc>
           <w:tcPr>
-            <w:tcW w:type="dxa" w:w="1728"/>
+            <w:tcW w:type="dxa" w:w="1234"/>
           </w:tcPr>
           <w:p>
             <w:pPr>
@@ -1933,15 +2079,15 @@
               <w:rPr>
                 <w:rFonts w:ascii="TH SarabunPSK" w:hAnsi="TH SarabunPSK" w:cs="TH SarabunPSK"/>
                 <w:b w:val="0"/>
-                <w:sz w:val="26"/>
+                <w:sz w:val="24"/>
               </w:rPr>
-              <w:t>+0.0258</w:t>
+              <w:t>0.3285</w:t>
             </w:r>
           </w:p>
         </w:tc>
         <w:tc>
           <w:tcPr>
-            <w:tcW w:type="dxa" w:w="1728"/>
+            <w:tcW w:type="dxa" w:w="1234"/>
           </w:tcPr>
           <w:p>
             <w:pPr>
@@ -1951,15 +2097,15 @@
               <w:rPr>
                 <w:rFonts w:ascii="TH SarabunPSK" w:hAnsi="TH SarabunPSK" w:cs="TH SarabunPSK"/>
                 <w:b w:val="0"/>
-                <w:sz w:val="26"/>
+                <w:sz w:val="24"/>
               </w:rPr>
-              <w:t>0.20</w:t>
+              <w:t>0.3018</w:t>
             </w:r>
           </w:p>
         </w:tc>
         <w:tc>
           <w:tcPr>
-            <w:tcW w:type="dxa" w:w="1728"/>
+            <w:tcW w:type="dxa" w:w="1234"/>
           </w:tcPr>
           <w:p>
             <w:pPr>
@@ -1969,15 +2115,15 @@
               <w:rPr>
                 <w:rFonts w:ascii="TH SarabunPSK" w:hAnsi="TH SarabunPSK" w:cs="TH SarabunPSK"/>
                 <w:b w:val="0"/>
-                <w:sz w:val="26"/>
+                <w:sz w:val="24"/>
               </w:rPr>
-              <w:t>0.1025</w:t>
+              <w:t>+0.0268</w:t>
             </w:r>
           </w:p>
         </w:tc>
         <w:tc>
           <w:tcPr>
-            <w:tcW w:type="dxa" w:w="1728"/>
+            <w:tcW w:type="dxa" w:w="1234"/>
           </w:tcPr>
           <w:p>
             <w:pPr>
@@ -1987,7 +2133,43 @@
               <w:rPr>
                 <w:rFonts w:ascii="TH SarabunPSK" w:hAnsi="TH SarabunPSK" w:cs="TH SarabunPSK"/>
                 <w:b w:val="0"/>
-                <w:sz w:val="26"/>
+                <w:sz w:val="24"/>
+              </w:rPr>
+              <w:t>0.21</w:t>
+            </w:r>
+          </w:p>
+        </w:tc>
+        <w:tc>
+          <w:tcPr>
+            <w:tcW w:type="dxa" w:w="1234"/>
+          </w:tcPr>
+          <w:p>
+            <w:pPr>
+              <w:jc w:val="center"/>
+            </w:pPr>
+            <w:r>
+              <w:rPr>
+                <w:rFonts w:ascii="TH SarabunPSK" w:hAnsi="TH SarabunPSK" w:cs="TH SarabunPSK"/>
+                <w:b w:val="0"/>
+                <w:sz w:val="24"/>
+              </w:rPr>
+              <w:t>0.1025</w:t>
+            </w:r>
+          </w:p>
+        </w:tc>
+        <w:tc>
+          <w:tcPr>
+            <w:tcW w:type="dxa" w:w="1234"/>
+          </w:tcPr>
+          <w:p>
+            <w:pPr>
+              <w:jc w:val="center"/>
+            </w:pPr>
+            <w:r>
+              <w:rPr>
+                <w:rFonts w:ascii="TH SarabunPSK" w:hAnsi="TH SarabunPSK" w:cs="TH SarabunPSK"/>
+                <w:b w:val="0"/>
+                <w:sz w:val="24"/>
               </w:rPr>
               <w:t>ns</w:t>
             </w:r>
@@ -1997,7 +2179,7 @@
       <w:tr>
         <w:tc>
           <w:tcPr>
-            <w:tcW w:type="dxa" w:w="1728"/>
+            <w:tcW w:type="dxa" w:w="1234"/>
             <w:shd w:val="clear" w:color="auto" w:fill="E2EFDA"/>
           </w:tcPr>
           <w:p>
@@ -2008,7 +2190,7 @@
               <w:rPr>
                 <w:rFonts w:ascii="TH SarabunPSK" w:hAnsi="TH SarabunPSK" w:cs="TH SarabunPSK"/>
                 <w:b/>
-                <w:sz w:val="26"/>
+                <w:sz w:val="24"/>
               </w:rPr>
               <w:t>H2L-Naive RAG</w:t>
             </w:r>
@@ -2016,7 +2198,7 @@
         </w:tc>
         <w:tc>
           <w:tcPr>
-            <w:tcW w:type="dxa" w:w="1728"/>
+            <w:tcW w:type="dxa" w:w="1234"/>
             <w:shd w:val="clear" w:color="auto" w:fill="E2EFDA"/>
           </w:tcPr>
           <w:p>
@@ -2027,15 +2209,15 @@
               <w:rPr>
                 <w:rFonts w:ascii="TH SarabunPSK" w:hAnsi="TH SarabunPSK" w:cs="TH SarabunPSK"/>
                 <w:b/>
-                <w:sz w:val="26"/>
+                <w:sz w:val="24"/>
               </w:rPr>
-              <w:t>+0.0554</w:t>
+              <w:t>0.3285</w:t>
             </w:r>
           </w:p>
         </w:tc>
         <w:tc>
           <w:tcPr>
-            <w:tcW w:type="dxa" w:w="1728"/>
+            <w:tcW w:type="dxa" w:w="1234"/>
             <w:shd w:val="clear" w:color="auto" w:fill="E2EFDA"/>
           </w:tcPr>
           <w:p>
@@ -2046,15 +2228,15 @@
               <w:rPr>
                 <w:rFonts w:ascii="TH SarabunPSK" w:hAnsi="TH SarabunPSK" w:cs="TH SarabunPSK"/>
                 <w:b/>
-                <w:sz w:val="26"/>
+                <w:sz w:val="24"/>
               </w:rPr>
-              <w:t>0.38</w:t>
+              <w:t>0.2720</w:t>
             </w:r>
           </w:p>
         </w:tc>
         <w:tc>
           <w:tcPr>
-            <w:tcW w:type="dxa" w:w="1728"/>
+            <w:tcW w:type="dxa" w:w="1234"/>
             <w:shd w:val="clear" w:color="auto" w:fill="E2EFDA"/>
           </w:tcPr>
           <w:p>
@@ -2065,15 +2247,15 @@
               <w:rPr>
                 <w:rFonts w:ascii="TH SarabunPSK" w:hAnsi="TH SarabunPSK" w:cs="TH SarabunPSK"/>
                 <w:b/>
-                <w:sz w:val="26"/>
+                <w:sz w:val="24"/>
               </w:rPr>
-              <w:t>0.0053</w:t>
+              <w:t>+0.0566</w:t>
             </w:r>
           </w:p>
         </w:tc>
         <w:tc>
           <w:tcPr>
-            <w:tcW w:type="dxa" w:w="1728"/>
+            <w:tcW w:type="dxa" w:w="1234"/>
             <w:shd w:val="clear" w:color="auto" w:fill="E2EFDA"/>
           </w:tcPr>
           <w:p>
@@ -2084,7 +2266,45 @@
               <w:rPr>
                 <w:rFonts w:ascii="TH SarabunPSK" w:hAnsi="TH SarabunPSK" w:cs="TH SarabunPSK"/>
                 <w:b/>
-                <w:sz w:val="26"/>
+                <w:sz w:val="24"/>
+              </w:rPr>
+              <w:t>0.39</w:t>
+            </w:r>
+          </w:p>
+        </w:tc>
+        <w:tc>
+          <w:tcPr>
+            <w:tcW w:type="dxa" w:w="1234"/>
+            <w:shd w:val="clear" w:color="auto" w:fill="E2EFDA"/>
+          </w:tcPr>
+          <w:p>
+            <w:pPr>
+              <w:jc w:val="center"/>
+            </w:pPr>
+            <w:r>
+              <w:rPr>
+                <w:rFonts w:ascii="TH SarabunPSK" w:hAnsi="TH SarabunPSK" w:cs="TH SarabunPSK"/>
+                <w:b/>
+                <w:sz w:val="24"/>
+              </w:rPr>
+              <w:t>0.0050</w:t>
+            </w:r>
+          </w:p>
+        </w:tc>
+        <w:tc>
+          <w:tcPr>
+            <w:tcW w:type="dxa" w:w="1234"/>
+            <w:shd w:val="clear" w:color="auto" w:fill="E2EFDA"/>
+          </w:tcPr>
+          <w:p>
+            <w:pPr>
+              <w:jc w:val="center"/>
+            </w:pPr>
+            <w:r>
+              <w:rPr>
+                <w:rFonts w:ascii="TH SarabunPSK" w:hAnsi="TH SarabunPSK" w:cs="TH SarabunPSK"/>
+                <w:b/>
+                <w:sz w:val="24"/>
               </w:rPr>
               <w:t>** (p&lt;0.01)</w:t>
             </w:r>
@@ -2094,7 +2314,7 @@
       <w:tr>
         <w:tc>
           <w:tcPr>
-            <w:tcW w:type="dxa" w:w="1728"/>
+            <w:tcW w:type="dxa" w:w="1234"/>
             <w:shd w:val="clear" w:color="auto" w:fill="E2EFDA"/>
           </w:tcPr>
           <w:p>
@@ -2105,7 +2325,7 @@
               <w:rPr>
                 <w:rFonts w:ascii="TH SarabunPSK" w:hAnsi="TH SarabunPSK" w:cs="TH SarabunPSK"/>
                 <w:b/>
-                <w:sz w:val="26"/>
+                <w:sz w:val="24"/>
               </w:rPr>
               <w:t>H2L-HyDE</w:t>
             </w:r>
@@ -2113,7 +2333,7 @@
         </w:tc>
         <w:tc>
           <w:tcPr>
-            <w:tcW w:type="dxa" w:w="1728"/>
+            <w:tcW w:type="dxa" w:w="1234"/>
             <w:shd w:val="clear" w:color="auto" w:fill="E2EFDA"/>
           </w:tcPr>
           <w:p>
@@ -2124,15 +2344,15 @@
               <w:rPr>
                 <w:rFonts w:ascii="TH SarabunPSK" w:hAnsi="TH SarabunPSK" w:cs="TH SarabunPSK"/>
                 <w:b/>
-                <w:sz w:val="26"/>
+                <w:sz w:val="24"/>
               </w:rPr>
-              <w:t>+0.1263</w:t>
+              <w:t>0.3285</w:t>
             </w:r>
           </w:p>
         </w:tc>
         <w:tc>
           <w:tcPr>
-            <w:tcW w:type="dxa" w:w="1728"/>
+            <w:tcW w:type="dxa" w:w="1234"/>
             <w:shd w:val="clear" w:color="auto" w:fill="E2EFDA"/>
           </w:tcPr>
           <w:p>
@@ -2143,15 +2363,15 @@
               <w:rPr>
                 <w:rFonts w:ascii="TH SarabunPSK" w:hAnsi="TH SarabunPSK" w:cs="TH SarabunPSK"/>
                 <w:b/>
-                <w:sz w:val="26"/>
+                <w:sz w:val="24"/>
               </w:rPr>
-              <w:t>0.44</w:t>
+              <w:t>0.1694</w:t>
             </w:r>
           </w:p>
         </w:tc>
         <w:tc>
           <w:tcPr>
-            <w:tcW w:type="dxa" w:w="1728"/>
+            <w:tcW w:type="dxa" w:w="1234"/>
             <w:shd w:val="clear" w:color="auto" w:fill="E2EFDA"/>
           </w:tcPr>
           <w:p>
@@ -2162,15 +2382,15 @@
               <w:rPr>
                 <w:rFonts w:ascii="TH SarabunPSK" w:hAnsi="TH SarabunPSK" w:cs="TH SarabunPSK"/>
                 <w:b/>
-                <w:sz w:val="26"/>
+                <w:sz w:val="24"/>
               </w:rPr>
-              <w:t>0.0014</w:t>
+              <w:t>+0.1592</w:t>
             </w:r>
           </w:p>
         </w:tc>
         <w:tc>
           <w:tcPr>
-            <w:tcW w:type="dxa" w:w="1728"/>
+            <w:tcW w:type="dxa" w:w="1234"/>
             <w:shd w:val="clear" w:color="auto" w:fill="E2EFDA"/>
           </w:tcPr>
           <w:p>
@@ -2181,9 +2401,47 @@
               <w:rPr>
                 <w:rFonts w:ascii="TH SarabunPSK" w:hAnsi="TH SarabunPSK" w:cs="TH SarabunPSK"/>
                 <w:b/>
-                <w:sz w:val="26"/>
+                <w:sz w:val="24"/>
               </w:rPr>
-              <w:t>** (p&lt;0.01)</w:t>
+              <w:t>0.49</w:t>
+            </w:r>
+          </w:p>
+        </w:tc>
+        <w:tc>
+          <w:tcPr>
+            <w:tcW w:type="dxa" w:w="1234"/>
+            <w:shd w:val="clear" w:color="auto" w:fill="E2EFDA"/>
+          </w:tcPr>
+          <w:p>
+            <w:pPr>
+              <w:jc w:val="center"/>
+            </w:pPr>
+            <w:r>
+              <w:rPr>
+                <w:rFonts w:ascii="TH SarabunPSK" w:hAnsi="TH SarabunPSK" w:cs="TH SarabunPSK"/>
+                <w:b/>
+                <w:sz w:val="24"/>
+              </w:rPr>
+              <w:t>0.0003</w:t>
+            </w:r>
+          </w:p>
+        </w:tc>
+        <w:tc>
+          <w:tcPr>
+            <w:tcW w:type="dxa" w:w="1234"/>
+            <w:shd w:val="clear" w:color="auto" w:fill="E2EFDA"/>
+          </w:tcPr>
+          <w:p>
+            <w:pPr>
+              <w:jc w:val="center"/>
+            </w:pPr>
+            <w:r>
+              <w:rPr>
+                <w:rFonts w:ascii="TH SarabunPSK" w:hAnsi="TH SarabunPSK" w:cs="TH SarabunPSK"/>
+                <w:b/>
+                <w:sz w:val="24"/>
+              </w:rPr>
+              <w:t>*** (p&lt;0.001)</w:t>
             </w:r>
           </w:p>
         </w:tc>
@@ -2213,7 +2471,7 @@
           <w:b w:val="0"/>
           <w:sz w:val="26"/>
         </w:rPr>
-        <w:t>หมายเหตุ: *** หมายถึง p &lt; 0.001, ** หมายถึง p &lt; 0.01, * หมายถึง p &lt; 0.05 และ ns หมายถึงไม่มีนัยสำคัญทางสถิติ (ค่า p ทั้งหมดผ่านการปรับด้วย Holm-Bonferroni แล้ว)</w:t>
+        <w:t>หมายเหตุ: *** = p &lt; 0.001, ** = p &lt; 0.01, * = p &lt; 0.05, ns = ไม่มีนัยสำคัญ (ค่า p ทั้งหมดผ่านการปรับด้วย Holm-Bonferroni)</w:t>
       </w:r>
     </w:p>
     <w:p>
@@ -2227,7 +2485,35 @@
           <w:b w:val="0"/>
           <w:sz w:val="32"/>
         </w:rPr>
-        <w:t>จากตาราง กลยุทธ์ H2L-Hybrid มีประสิทธิภาพเหนือกว่ากลยุทธ์ Naive RAG, HyDE, H2L-Naive RAG และ H2L-HyDE อย่างมีนัยสำคัญทางสถิติ (p &lt; 0.05 หลังการปรับแก้) โดยมีขนาดผลระดับปานกลาง (Cohen’s d อยู่ระหว่าง 0.38 ถึง 0.46) สำหรับการเปรียบเทียบกับ BM25 Only, Basic (Hybrid) และ H2L-BM25 นั้น แม้ค่าเฉลี่ยของ H2L-Hybrid จะสูงกว่าทุกกรณี แต่ความแตกต่างยังไม่ถึงระดับนัยสำคัญหลังการปรับแก้แบบ Holm-Bonferroni ซึ่งเป็นผลที่สมเหตุสมผลเนื่องจากกลยุทธ์ทั้งสามนี้เป็นวิธีที่แข็งแกร่งอยู่แล้ว โดยเฉพาะ H2L-BM25 ที่ใช้กลไก H2L เช่นเดียวกัน ผลนี้ชี้ว่าประโยชน์หลักของ H2L-Hybrid มาจากการผสานกลไก H2L เข้ากับการค้นคืนแบบไฮบริด และความเหนือกว่าเด่นชัดที่สุดเมื่อเทียบกับกลยุทธ์ที่ไม่มีโครงสร้างการตรวจจับปัญหาสองระดับ</w:t>
+        <w:t>H2L-Hybrid มีประสิทธิภาพเหนือกว่ากลยุทธ์ Naive RAG, HyDE, H2L-Naive RAG และ H2L-HyDE อย่างมีนัยสำคัญทางสถิติ (p &lt; 0.05) โดยมีขนาดผลระดับปานกลาง (Cohen's d = 0.39–0.49) สำหรับ BM25 Only, Basic (Hybrid) และ H2L-BM25 ซึ่งเป็น baseline ที่แข็งแกร่ง ผลต่างยังไม่ถึงระดับนัยสำคัญหลังการปรับแก้ แต่ H2L-Hybrid มีค่าเฉลี่ยสูงกว่าทุกกรณีในทุกตัวชี้วัด</w:t>
+      </w:r>
+    </w:p>
+    <w:p>
+      <w:pPr>
+        <w:spacing w:before="240" w:after="120" w:line="336" w:lineRule="auto"/>
+        <w:jc w:val="left"/>
+      </w:pPr>
+      <w:r>
+        <w:rPr>
+          <w:rFonts w:ascii="TH SarabunPSK" w:hAnsi="TH SarabunPSK" w:cs="TH SarabunPSK"/>
+          <w:b/>
+          <w:sz w:val="34"/>
+        </w:rPr>
+        <w:t>หมายเหตุสำหรับบทที่ 5 (ข้อจำกัด)</w:t>
+      </w:r>
+    </w:p>
+    <w:p>
+      <w:pPr>
+        <w:spacing w:before="0" w:after="120" w:line="336" w:lineRule="auto"/>
+        <w:jc w:val="both"/>
+      </w:pPr>
+      <w:r>
+        <w:rPr>
+          <w:rFonts w:ascii="TH SarabunPSK" w:hAnsi="TH SarabunPSK" w:cs="TH SarabunPSK"/>
+          <w:b w:val="0"/>
+          <w:sz w:val="32"/>
+        </w:rPr>
+        <w:t>จากการทดสอบพบว่าเคสข้อความสั้นด้านคนไร้บ้าน (TINY_HOMELESS_01: "ไม่มีที่อยู่อาศัย") ระบบตรวจจับรหัสปัญหาได้ถูกต้อง (0801 [SOCIAL]) แต่ไม่สามารถค้นคืนเอกสารสนับสนุนที่เกี่ยวข้องได้ สะท้อนว่าคลังเอกสารอ้างอิงมีเนื้อหาด้านคนไร้บ้านไม่เพียงพอ (retrieval gap) ไม่ใช่ข้อบกพร่องของการตรวจจับ ผู้วิจัยเสนอให้ขยายคลังเอกสารในหมวดดังกล่าวในงานวิจัยครั้งต่อไป</w:t>
       </w:r>
     </w:p>
     <w:sectPr>

--- a/thesis_addendum.docx
+++ b/thesis_addendum.docx
@@ -2516,6 +2516,936 @@
         <w:t>จากการทดสอบพบว่าเคสข้อความสั้นด้านคนไร้บ้าน (TINY_HOMELESS_01: "ไม่มีที่อยู่อาศัย") ระบบตรวจจับรหัสปัญหาได้ถูกต้อง (0801 [SOCIAL]) แต่ไม่สามารถค้นคืนเอกสารสนับสนุนที่เกี่ยวข้องได้ สะท้อนว่าคลังเอกสารอ้างอิงมีเนื้อหาด้านคนไร้บ้านไม่เพียงพอ (retrieval gap) ไม่ใช่ข้อบกพร่องของการตรวจจับ ผู้วิจัยเสนอให้ขยายคลังเอกสารในหมวดดังกล่าวในงานวิจัยครั้งต่อไป</w:t>
       </w:r>
     </w:p>
+    <w:p>
+      <w:r>
+        <w:br w:type="page"/>
+      </w:r>
+    </w:p>
+    <w:p>
+      <w:pPr>
+        <w:spacing w:before="240" w:after="120" w:line="336" w:lineRule="auto"/>
+        <w:jc w:val="left"/>
+      </w:pPr>
+      <w:r>
+        <w:rPr>
+          <w:rFonts w:ascii="TH SarabunPSK" w:hAnsi="TH SarabunPSK" w:cs="TH SarabunPSK"/>
+          <w:b/>
+          <w:sz w:val="34"/>
+        </w:rPr>
+        <w:t>ส่วนเพิ่มเติมในบทที่ 4: การเปรียบเทียบแบบจำลองภาษาขนาดใหญ่ในระดับ L2</w:t>
+      </w:r>
+    </w:p>
+    <w:p>
+      <w:pPr>
+        <w:spacing w:before="0" w:after="120" w:line="336" w:lineRule="auto"/>
+        <w:jc w:val="both"/>
+      </w:pPr>
+      <w:r>
+        <w:rPr>
+          <w:rFonts w:ascii="TH SarabunPSK" w:hAnsi="TH SarabunPSK" w:cs="TH SarabunPSK"/>
+          <w:b w:val="0"/>
+          <w:sz w:val="32"/>
+        </w:rPr>
+        <w:t>เนื่องจากระบบ H2L ใช้แบบจำลองภาษาขนาดใหญ่ (LLM) ในการตรวจสอบเชิงความหมายระดับ L2 ผู้วิจัยจึงทำการทดลองเปรียบเทียบแบบจำลองที่ประมวลผลบนเครื่อง (Local LLM) เพื่อเลือกแบบจำลองที่เหมาะสม โดยทดลองกับแบบจำลอง 3 ตัว บนชุดทดสอบเดียวกันจำนวน 76 เคส</w:t>
+      </w:r>
+    </w:p>
+    <w:p>
+      <w:pPr>
+        <w:spacing w:before="0" w:after="120" w:line="336" w:lineRule="auto"/>
+        <w:jc w:val="both"/>
+      </w:pPr>
+      <w:r>
+        <w:rPr>
+          <w:rFonts w:ascii="TH SarabunPSK" w:hAnsi="TH SarabunPSK" w:cs="TH SarabunPSK"/>
+          <w:b w:val="0"/>
+          <w:sz w:val="32"/>
+        </w:rPr>
+        <w:t>การทดลองนี้ควบคุมตัวแปรอย่างเข้มงวด โดยกำหนดให้ชุดคำสั่ง (prompt) ฐานความรู้รหัสปัญหา กฎการตรวจจับระดับ L1 แบบจำลองฝังความหมาย (intfloat/multilingual-e5-base) แบบจำลองจัดอันดับใหม่ (BAAI/bge-reranker-v2-m3) ค่า temperature เท่ากับ 0.2 และค่า seed เท่ากับ 42 คงที่ทั้งหมด และบันทึกค่า SHA-256 ของไฟล์ H2L_core เพื่อยืนยันว่าสูตรการให้คะแนนไม่เปลี่ยนแปลง ตัวแปรที่เปลี่ยนคือแบบจำลองระดับ L2 เพียงอย่างเดียว ผลแสดงในตารางที่ XX</w:t>
+      </w:r>
+    </w:p>
+    <w:tbl>
+      <w:tblPr>
+        <w:tblStyle w:val="TableGrid"/>
+        <w:tblW w:type="auto" w:w="0"/>
+        <w:jc w:val="center"/>
+        <w:tblLook w:firstColumn="1" w:firstRow="1" w:lastColumn="0" w:lastRow="0" w:noHBand="0" w:noVBand="1" w:val="04A0"/>
+      </w:tblPr>
+      <w:tblGrid>
+        <w:gridCol w:w="2880"/>
+        <w:gridCol w:w="2880"/>
+        <w:gridCol w:w="2880"/>
+      </w:tblGrid>
+      <w:tr>
+        <w:tc>
+          <w:tcPr>
+            <w:tcW w:type="dxa" w:w="2880"/>
+            <w:shd w:val="clear" w:color="auto" w:fill="D9E2F3"/>
+          </w:tcPr>
+          <w:p>
+            <w:pPr>
+              <w:jc w:val="center"/>
+            </w:pPr>
+            <w:r>
+              <w:rPr>
+                <w:rFonts w:ascii="TH SarabunPSK" w:hAnsi="TH SarabunPSK" w:cs="TH SarabunPSK"/>
+                <w:b/>
+                <w:sz w:val="26"/>
+              </w:rPr>
+              <w:t>ตัวชี้วัด</w:t>
+            </w:r>
+          </w:p>
+        </w:tc>
+        <w:tc>
+          <w:tcPr>
+            <w:tcW w:type="dxa" w:w="2880"/>
+            <w:shd w:val="clear" w:color="auto" w:fill="D9E2F3"/>
+          </w:tcPr>
+          <w:p>
+            <w:pPr>
+              <w:jc w:val="center"/>
+            </w:pPr>
+            <w:r>
+              <w:rPr>
+                <w:rFonts w:ascii="TH SarabunPSK" w:hAnsi="TH SarabunPSK" w:cs="TH SarabunPSK"/>
+                <w:b/>
+                <w:sz w:val="26"/>
+              </w:rPr>
+              <w:t>Qwen 2.5 7B</w:t>
+            </w:r>
+          </w:p>
+        </w:tc>
+        <w:tc>
+          <w:tcPr>
+            <w:tcW w:type="dxa" w:w="2880"/>
+            <w:shd w:val="clear" w:color="auto" w:fill="D9E2F3"/>
+          </w:tcPr>
+          <w:p>
+            <w:pPr>
+              <w:jc w:val="center"/>
+            </w:pPr>
+            <w:r>
+              <w:rPr>
+                <w:rFonts w:ascii="TH SarabunPSK" w:hAnsi="TH SarabunPSK" w:cs="TH SarabunPSK"/>
+                <w:b/>
+                <w:sz w:val="26"/>
+              </w:rPr>
+              <w:t>Typhoon 2 8B</w:t>
+            </w:r>
+          </w:p>
+        </w:tc>
+      </w:tr>
+      <w:tr>
+        <w:tc>
+          <w:tcPr>
+            <w:tcW w:type="dxa" w:w="2880"/>
+          </w:tcPr>
+          <w:p>
+            <w:pPr>
+              <w:jc w:val="left"/>
+            </w:pPr>
+            <w:r>
+              <w:rPr>
+                <w:rFonts w:ascii="TH SarabunPSK" w:hAnsi="TH SarabunPSK" w:cs="TH SarabunPSK"/>
+                <w:b w:val="0"/>
+                <w:sz w:val="26"/>
+              </w:rPr>
+              <w:t>จำนวนพารามิเตอร์ / quantization</w:t>
+            </w:r>
+          </w:p>
+        </w:tc>
+        <w:tc>
+          <w:tcPr>
+            <w:tcW w:type="dxa" w:w="2880"/>
+          </w:tcPr>
+          <w:p>
+            <w:pPr>
+              <w:jc w:val="center"/>
+            </w:pPr>
+            <w:r>
+              <w:rPr>
+                <w:rFonts w:ascii="TH SarabunPSK" w:hAnsi="TH SarabunPSK" w:cs="TH SarabunPSK"/>
+                <w:b w:val="0"/>
+                <w:sz w:val="26"/>
+              </w:rPr>
+              <w:t>7.6B / Q4_K_M</w:t>
+            </w:r>
+          </w:p>
+        </w:tc>
+        <w:tc>
+          <w:tcPr>
+            <w:tcW w:type="dxa" w:w="2880"/>
+          </w:tcPr>
+          <w:p>
+            <w:pPr>
+              <w:jc w:val="center"/>
+            </w:pPr>
+            <w:r>
+              <w:rPr>
+                <w:rFonts w:ascii="TH SarabunPSK" w:hAnsi="TH SarabunPSK" w:cs="TH SarabunPSK"/>
+                <w:b w:val="0"/>
+                <w:sz w:val="26"/>
+              </w:rPr>
+              <w:t>8.0B / Q4_K_M</w:t>
+            </w:r>
+          </w:p>
+        </w:tc>
+      </w:tr>
+      <w:tr>
+        <w:tc>
+          <w:tcPr>
+            <w:tcW w:type="dxa" w:w="2880"/>
+          </w:tcPr>
+          <w:p>
+            <w:pPr>
+              <w:jc w:val="left"/>
+            </w:pPr>
+            <w:r>
+              <w:rPr>
+                <w:rFonts w:ascii="TH SarabunPSK" w:hAnsi="TH SarabunPSK" w:cs="TH SarabunPSK"/>
+                <w:b w:val="0"/>
+                <w:sz w:val="26"/>
+              </w:rPr>
+              <w:t>ขนาดแบบจำลอง</w:t>
+            </w:r>
+          </w:p>
+        </w:tc>
+        <w:tc>
+          <w:tcPr>
+            <w:tcW w:type="dxa" w:w="2880"/>
+          </w:tcPr>
+          <w:p>
+            <w:pPr>
+              <w:jc w:val="center"/>
+            </w:pPr>
+            <w:r>
+              <w:rPr>
+                <w:rFonts w:ascii="TH SarabunPSK" w:hAnsi="TH SarabunPSK" w:cs="TH SarabunPSK"/>
+                <w:b w:val="0"/>
+                <w:sz w:val="26"/>
+              </w:rPr>
+              <w:t>4.36 GiB</w:t>
+            </w:r>
+          </w:p>
+        </w:tc>
+        <w:tc>
+          <w:tcPr>
+            <w:tcW w:type="dxa" w:w="2880"/>
+          </w:tcPr>
+          <w:p>
+            <w:pPr>
+              <w:jc w:val="center"/>
+            </w:pPr>
+            <w:r>
+              <w:rPr>
+                <w:rFonts w:ascii="TH SarabunPSK" w:hAnsi="TH SarabunPSK" w:cs="TH SarabunPSK"/>
+                <w:b w:val="0"/>
+                <w:sz w:val="26"/>
+              </w:rPr>
+              <w:t>4.58 GiB</w:t>
+            </w:r>
+          </w:p>
+        </w:tc>
+      </w:tr>
+      <w:tr>
+        <w:tc>
+          <w:tcPr>
+            <w:tcW w:type="dxa" w:w="2880"/>
+          </w:tcPr>
+          <w:p>
+            <w:pPr>
+              <w:jc w:val="left"/>
+            </w:pPr>
+            <w:r>
+              <w:rPr>
+                <w:rFonts w:ascii="TH SarabunPSK" w:hAnsi="TH SarabunPSK" w:cs="TH SarabunPSK"/>
+                <w:b w:val="0"/>
+                <w:sz w:val="26"/>
+              </w:rPr>
+              <w:t>เคสที่เรียกใช้ L2</w:t>
+            </w:r>
+          </w:p>
+        </w:tc>
+        <w:tc>
+          <w:tcPr>
+            <w:tcW w:type="dxa" w:w="2880"/>
+          </w:tcPr>
+          <w:p>
+            <w:pPr>
+              <w:jc w:val="center"/>
+            </w:pPr>
+            <w:r>
+              <w:rPr>
+                <w:rFonts w:ascii="TH SarabunPSK" w:hAnsi="TH SarabunPSK" w:cs="TH SarabunPSK"/>
+                <w:b w:val="0"/>
+                <w:sz w:val="26"/>
+              </w:rPr>
+              <w:t>55/76 (72.37%)</w:t>
+            </w:r>
+          </w:p>
+        </w:tc>
+        <w:tc>
+          <w:tcPr>
+            <w:tcW w:type="dxa" w:w="2880"/>
+          </w:tcPr>
+          <w:p>
+            <w:pPr>
+              <w:jc w:val="center"/>
+            </w:pPr>
+            <w:r>
+              <w:rPr>
+                <w:rFonts w:ascii="TH SarabunPSK" w:hAnsi="TH SarabunPSK" w:cs="TH SarabunPSK"/>
+                <w:b w:val="0"/>
+                <w:sz w:val="26"/>
+              </w:rPr>
+              <w:t>55/76 (72.37%)</w:t>
+            </w:r>
+          </w:p>
+        </w:tc>
+      </w:tr>
+      <w:tr>
+        <w:tc>
+          <w:tcPr>
+            <w:tcW w:type="dxa" w:w="2880"/>
+          </w:tcPr>
+          <w:p>
+            <w:pPr>
+              <w:jc w:val="left"/>
+            </w:pPr>
+            <w:r>
+              <w:rPr>
+                <w:rFonts w:ascii="TH SarabunPSK" w:hAnsi="TH SarabunPSK" w:cs="TH SarabunPSK"/>
+                <w:b w:val="0"/>
+                <w:sz w:val="26"/>
+              </w:rPr>
+              <w:t>Micro Precision</w:t>
+            </w:r>
+          </w:p>
+        </w:tc>
+        <w:tc>
+          <w:tcPr>
+            <w:tcW w:type="dxa" w:w="2880"/>
+          </w:tcPr>
+          <w:p>
+            <w:pPr>
+              <w:jc w:val="center"/>
+            </w:pPr>
+            <w:r>
+              <w:rPr>
+                <w:rFonts w:ascii="TH SarabunPSK" w:hAnsi="TH SarabunPSK" w:cs="TH SarabunPSK"/>
+                <w:b w:val="0"/>
+                <w:sz w:val="26"/>
+              </w:rPr>
+              <w:t>0.3255</w:t>
+            </w:r>
+          </w:p>
+        </w:tc>
+        <w:tc>
+          <w:tcPr>
+            <w:tcW w:type="dxa" w:w="2880"/>
+          </w:tcPr>
+          <w:p>
+            <w:pPr>
+              <w:jc w:val="center"/>
+            </w:pPr>
+            <w:r>
+              <w:rPr>
+                <w:rFonts w:ascii="TH SarabunPSK" w:hAnsi="TH SarabunPSK" w:cs="TH SarabunPSK"/>
+                <w:b w:val="0"/>
+                <w:sz w:val="26"/>
+              </w:rPr>
+              <w:t>0.3286</w:t>
+            </w:r>
+          </w:p>
+        </w:tc>
+      </w:tr>
+      <w:tr>
+        <w:tc>
+          <w:tcPr>
+            <w:tcW w:type="dxa" w:w="2880"/>
+          </w:tcPr>
+          <w:p>
+            <w:pPr>
+              <w:jc w:val="left"/>
+            </w:pPr>
+            <w:r>
+              <w:rPr>
+                <w:rFonts w:ascii="TH SarabunPSK" w:hAnsi="TH SarabunPSK" w:cs="TH SarabunPSK"/>
+                <w:b w:val="0"/>
+                <w:sz w:val="26"/>
+              </w:rPr>
+              <w:t>Micro Recall</w:t>
+            </w:r>
+          </w:p>
+        </w:tc>
+        <w:tc>
+          <w:tcPr>
+            <w:tcW w:type="dxa" w:w="2880"/>
+          </w:tcPr>
+          <w:p>
+            <w:pPr>
+              <w:jc w:val="center"/>
+            </w:pPr>
+            <w:r>
+              <w:rPr>
+                <w:rFonts w:ascii="TH SarabunPSK" w:hAnsi="TH SarabunPSK" w:cs="TH SarabunPSK"/>
+                <w:b w:val="0"/>
+                <w:sz w:val="26"/>
+              </w:rPr>
+              <w:t>0.4286</w:t>
+            </w:r>
+          </w:p>
+        </w:tc>
+        <w:tc>
+          <w:tcPr>
+            <w:tcW w:type="dxa" w:w="2880"/>
+          </w:tcPr>
+          <w:p>
+            <w:pPr>
+              <w:jc w:val="center"/>
+            </w:pPr>
+            <w:r>
+              <w:rPr>
+                <w:rFonts w:ascii="TH SarabunPSK" w:hAnsi="TH SarabunPSK" w:cs="TH SarabunPSK"/>
+                <w:b w:val="0"/>
+                <w:sz w:val="26"/>
+              </w:rPr>
+              <w:t>0.4286</w:t>
+            </w:r>
+          </w:p>
+        </w:tc>
+      </w:tr>
+      <w:tr>
+        <w:tc>
+          <w:tcPr>
+            <w:tcW w:type="dxa" w:w="2880"/>
+          </w:tcPr>
+          <w:p>
+            <w:pPr>
+              <w:jc w:val="left"/>
+            </w:pPr>
+            <w:r>
+              <w:rPr>
+                <w:rFonts w:ascii="TH SarabunPSK" w:hAnsi="TH SarabunPSK" w:cs="TH SarabunPSK"/>
+                <w:b w:val="0"/>
+                <w:sz w:val="26"/>
+              </w:rPr>
+              <w:t>Micro F1</w:t>
+            </w:r>
+          </w:p>
+        </w:tc>
+        <w:tc>
+          <w:tcPr>
+            <w:tcW w:type="dxa" w:w="2880"/>
+          </w:tcPr>
+          <w:p>
+            <w:pPr>
+              <w:jc w:val="center"/>
+            </w:pPr>
+            <w:r>
+              <w:rPr>
+                <w:rFonts w:ascii="TH SarabunPSK" w:hAnsi="TH SarabunPSK" w:cs="TH SarabunPSK"/>
+                <w:b w:val="0"/>
+                <w:sz w:val="26"/>
+              </w:rPr>
+              <w:t>0.3700</w:t>
+            </w:r>
+          </w:p>
+        </w:tc>
+        <w:tc>
+          <w:tcPr>
+            <w:tcW w:type="dxa" w:w="2880"/>
+          </w:tcPr>
+          <w:p>
+            <w:pPr>
+              <w:jc w:val="center"/>
+            </w:pPr>
+            <w:r>
+              <w:rPr>
+                <w:rFonts w:ascii="TH SarabunPSK" w:hAnsi="TH SarabunPSK" w:cs="TH SarabunPSK"/>
+                <w:b w:val="0"/>
+                <w:sz w:val="26"/>
+              </w:rPr>
+              <w:t>0.3720</w:t>
+            </w:r>
+          </w:p>
+        </w:tc>
+      </w:tr>
+      <w:tr>
+        <w:tc>
+          <w:tcPr>
+            <w:tcW w:type="dxa" w:w="2880"/>
+          </w:tcPr>
+          <w:p>
+            <w:pPr>
+              <w:jc w:val="left"/>
+            </w:pPr>
+            <w:r>
+              <w:rPr>
+                <w:rFonts w:ascii="TH SarabunPSK" w:hAnsi="TH SarabunPSK" w:cs="TH SarabunPSK"/>
+                <w:b w:val="0"/>
+                <w:sz w:val="26"/>
+              </w:rPr>
+              <w:t>Macro F1</w:t>
+            </w:r>
+          </w:p>
+        </w:tc>
+        <w:tc>
+          <w:tcPr>
+            <w:tcW w:type="dxa" w:w="2880"/>
+          </w:tcPr>
+          <w:p>
+            <w:pPr>
+              <w:jc w:val="center"/>
+            </w:pPr>
+            <w:r>
+              <w:rPr>
+                <w:rFonts w:ascii="TH SarabunPSK" w:hAnsi="TH SarabunPSK" w:cs="TH SarabunPSK"/>
+                <w:b w:val="0"/>
+                <w:sz w:val="26"/>
+              </w:rPr>
+              <w:t>0.3401</w:t>
+            </w:r>
+          </w:p>
+        </w:tc>
+        <w:tc>
+          <w:tcPr>
+            <w:tcW w:type="dxa" w:w="2880"/>
+          </w:tcPr>
+          <w:p>
+            <w:pPr>
+              <w:jc w:val="center"/>
+            </w:pPr>
+            <w:r>
+              <w:rPr>
+                <w:rFonts w:ascii="TH SarabunPSK" w:hAnsi="TH SarabunPSK" w:cs="TH SarabunPSK"/>
+                <w:b w:val="0"/>
+                <w:sz w:val="26"/>
+              </w:rPr>
+              <w:t>0.3392</w:t>
+            </w:r>
+          </w:p>
+        </w:tc>
+      </w:tr>
+      <w:tr>
+        <w:tc>
+          <w:tcPr>
+            <w:tcW w:type="dxa" w:w="2880"/>
+          </w:tcPr>
+          <w:p>
+            <w:pPr>
+              <w:jc w:val="left"/>
+            </w:pPr>
+            <w:r>
+              <w:rPr>
+                <w:rFonts w:ascii="TH SarabunPSK" w:hAnsi="TH SarabunPSK" w:cs="TH SarabunPSK"/>
+                <w:b w:val="0"/>
+                <w:sz w:val="26"/>
+              </w:rPr>
+              <w:t>Exact Match</w:t>
+            </w:r>
+          </w:p>
+        </w:tc>
+        <w:tc>
+          <w:tcPr>
+            <w:tcW w:type="dxa" w:w="2880"/>
+          </w:tcPr>
+          <w:p>
+            <w:pPr>
+              <w:jc w:val="center"/>
+            </w:pPr>
+            <w:r>
+              <w:rPr>
+                <w:rFonts w:ascii="TH SarabunPSK" w:hAnsi="TH SarabunPSK" w:cs="TH SarabunPSK"/>
+                <w:b w:val="0"/>
+                <w:sz w:val="26"/>
+              </w:rPr>
+              <w:t>0.1711</w:t>
+            </w:r>
+          </w:p>
+        </w:tc>
+        <w:tc>
+          <w:tcPr>
+            <w:tcW w:type="dxa" w:w="2880"/>
+          </w:tcPr>
+          <w:p>
+            <w:pPr>
+              <w:jc w:val="center"/>
+            </w:pPr>
+            <w:r>
+              <w:rPr>
+                <w:rFonts w:ascii="TH SarabunPSK" w:hAnsi="TH SarabunPSK" w:cs="TH SarabunPSK"/>
+                <w:b w:val="0"/>
+                <w:sz w:val="26"/>
+              </w:rPr>
+              <w:t>0.1711</w:t>
+            </w:r>
+          </w:p>
+        </w:tc>
+      </w:tr>
+      <w:tr>
+        <w:tc>
+          <w:tcPr>
+            <w:tcW w:type="dxa" w:w="2880"/>
+          </w:tcPr>
+          <w:p>
+            <w:pPr>
+              <w:jc w:val="left"/>
+            </w:pPr>
+            <w:r>
+              <w:rPr>
+                <w:rFonts w:ascii="TH SarabunPSK" w:hAnsi="TH SarabunPSK" w:cs="TH SarabunPSK"/>
+                <w:b w:val="0"/>
+                <w:sz w:val="26"/>
+              </w:rPr>
+              <w:t>Mean Jaccard</w:t>
+            </w:r>
+          </w:p>
+        </w:tc>
+        <w:tc>
+          <w:tcPr>
+            <w:tcW w:type="dxa" w:w="2880"/>
+          </w:tcPr>
+          <w:p>
+            <w:pPr>
+              <w:jc w:val="center"/>
+            </w:pPr>
+            <w:r>
+              <w:rPr>
+                <w:rFonts w:ascii="TH SarabunPSK" w:hAnsi="TH SarabunPSK" w:cs="TH SarabunPSK"/>
+                <w:b w:val="0"/>
+                <w:sz w:val="26"/>
+              </w:rPr>
+              <w:t>0.3111</w:t>
+            </w:r>
+          </w:p>
+        </w:tc>
+        <w:tc>
+          <w:tcPr>
+            <w:tcW w:type="dxa" w:w="2880"/>
+          </w:tcPr>
+          <w:p>
+            <w:pPr>
+              <w:jc w:val="center"/>
+            </w:pPr>
+            <w:r>
+              <w:rPr>
+                <w:rFonts w:ascii="TH SarabunPSK" w:hAnsi="TH SarabunPSK" w:cs="TH SarabunPSK"/>
+                <w:b w:val="0"/>
+                <w:sz w:val="26"/>
+              </w:rPr>
+              <w:t>0.3100</w:t>
+            </w:r>
+          </w:p>
+        </w:tc>
+      </w:tr>
+      <w:tr>
+        <w:tc>
+          <w:tcPr>
+            <w:tcW w:type="dxa" w:w="2880"/>
+          </w:tcPr>
+          <w:p>
+            <w:pPr>
+              <w:jc w:val="left"/>
+            </w:pPr>
+            <w:r>
+              <w:rPr>
+                <w:rFonts w:ascii="TH SarabunPSK" w:hAnsi="TH SarabunPSK" w:cs="TH SarabunPSK"/>
+                <w:b w:val="0"/>
+                <w:sz w:val="26"/>
+              </w:rPr>
+              <w:t>Macro F1 (เฉพาะเคสที่เรียก L2)</w:t>
+            </w:r>
+          </w:p>
+        </w:tc>
+        <w:tc>
+          <w:tcPr>
+            <w:tcW w:type="dxa" w:w="2880"/>
+          </w:tcPr>
+          <w:p>
+            <w:pPr>
+              <w:jc w:val="center"/>
+            </w:pPr>
+            <w:r>
+              <w:rPr>
+                <w:rFonts w:ascii="TH SarabunPSK" w:hAnsi="TH SarabunPSK" w:cs="TH SarabunPSK"/>
+                <w:b w:val="0"/>
+                <w:sz w:val="26"/>
+              </w:rPr>
+              <w:t>0.2858</w:t>
+            </w:r>
+          </w:p>
+        </w:tc>
+        <w:tc>
+          <w:tcPr>
+            <w:tcW w:type="dxa" w:w="2880"/>
+          </w:tcPr>
+          <w:p>
+            <w:pPr>
+              <w:jc w:val="center"/>
+            </w:pPr>
+            <w:r>
+              <w:rPr>
+                <w:rFonts w:ascii="TH SarabunPSK" w:hAnsi="TH SarabunPSK" w:cs="TH SarabunPSK"/>
+                <w:b w:val="0"/>
+                <w:sz w:val="26"/>
+              </w:rPr>
+              <w:t>0.2846</w:t>
+            </w:r>
+          </w:p>
+        </w:tc>
+      </w:tr>
+      <w:tr>
+        <w:tc>
+          <w:tcPr>
+            <w:tcW w:type="dxa" w:w="2880"/>
+          </w:tcPr>
+          <w:p>
+            <w:pPr>
+              <w:jc w:val="left"/>
+            </w:pPr>
+            <w:r>
+              <w:rPr>
+                <w:rFonts w:ascii="TH SarabunPSK" w:hAnsi="TH SarabunPSK" w:cs="TH SarabunPSK"/>
+                <w:b w:val="0"/>
+                <w:sz w:val="26"/>
+              </w:rPr>
+              <w:t>Median L2 latency</w:t>
+            </w:r>
+          </w:p>
+        </w:tc>
+        <w:tc>
+          <w:tcPr>
+            <w:tcW w:type="dxa" w:w="2880"/>
+          </w:tcPr>
+          <w:p>
+            <w:pPr>
+              <w:jc w:val="center"/>
+            </w:pPr>
+            <w:r>
+              <w:rPr>
+                <w:rFonts w:ascii="TH SarabunPSK" w:hAnsi="TH SarabunPSK" w:cs="TH SarabunPSK"/>
+                <w:b w:val="0"/>
+                <w:sz w:val="26"/>
+              </w:rPr>
+              <w:t>13.17 วินาที</w:t>
+            </w:r>
+          </w:p>
+        </w:tc>
+        <w:tc>
+          <w:tcPr>
+            <w:tcW w:type="dxa" w:w="2880"/>
+          </w:tcPr>
+          <w:p>
+            <w:pPr>
+              <w:jc w:val="center"/>
+            </w:pPr>
+            <w:r>
+              <w:rPr>
+                <w:rFonts w:ascii="TH SarabunPSK" w:hAnsi="TH SarabunPSK" w:cs="TH SarabunPSK"/>
+                <w:b w:val="0"/>
+                <w:sz w:val="26"/>
+              </w:rPr>
+              <w:t>13.85 วินาที</w:t>
+            </w:r>
+          </w:p>
+        </w:tc>
+      </w:tr>
+      <w:tr>
+        <w:tc>
+          <w:tcPr>
+            <w:tcW w:type="dxa" w:w="2880"/>
+          </w:tcPr>
+          <w:p>
+            <w:pPr>
+              <w:jc w:val="left"/>
+            </w:pPr>
+            <w:r>
+              <w:rPr>
+                <w:rFonts w:ascii="TH SarabunPSK" w:hAnsi="TH SarabunPSK" w:cs="TH SarabunPSK"/>
+                <w:b w:val="0"/>
+                <w:sz w:val="26"/>
+              </w:rPr>
+              <w:t>P95 L2 latency</w:t>
+            </w:r>
+          </w:p>
+        </w:tc>
+        <w:tc>
+          <w:tcPr>
+            <w:tcW w:type="dxa" w:w="2880"/>
+          </w:tcPr>
+          <w:p>
+            <w:pPr>
+              <w:jc w:val="center"/>
+            </w:pPr>
+            <w:r>
+              <w:rPr>
+                <w:rFonts w:ascii="TH SarabunPSK" w:hAnsi="TH SarabunPSK" w:cs="TH SarabunPSK"/>
+                <w:b w:val="0"/>
+                <w:sz w:val="26"/>
+              </w:rPr>
+              <w:t>23.56 วินาที</w:t>
+            </w:r>
+          </w:p>
+        </w:tc>
+        <w:tc>
+          <w:tcPr>
+            <w:tcW w:type="dxa" w:w="2880"/>
+          </w:tcPr>
+          <w:p>
+            <w:pPr>
+              <w:jc w:val="center"/>
+            </w:pPr>
+            <w:r>
+              <w:rPr>
+                <w:rFonts w:ascii="TH SarabunPSK" w:hAnsi="TH SarabunPSK" w:cs="TH SarabunPSK"/>
+                <w:b w:val="0"/>
+                <w:sz w:val="26"/>
+              </w:rPr>
+              <w:t>25.07 วินาที</w:t>
+            </w:r>
+          </w:p>
+        </w:tc>
+      </w:tr>
+      <w:tr>
+        <w:tc>
+          <w:tcPr>
+            <w:tcW w:type="dxa" w:w="2880"/>
+          </w:tcPr>
+          <w:p>
+            <w:pPr>
+              <w:jc w:val="left"/>
+            </w:pPr>
+            <w:r>
+              <w:rPr>
+                <w:rFonts w:ascii="TH SarabunPSK" w:hAnsi="TH SarabunPSK" w:cs="TH SarabunPSK"/>
+                <w:b w:val="0"/>
+                <w:sz w:val="26"/>
+              </w:rPr>
+              <w:t>อัตราการ degrade ของ L2</w:t>
+            </w:r>
+          </w:p>
+        </w:tc>
+        <w:tc>
+          <w:tcPr>
+            <w:tcW w:type="dxa" w:w="2880"/>
+          </w:tcPr>
+          <w:p>
+            <w:pPr>
+              <w:jc w:val="center"/>
+            </w:pPr>
+            <w:r>
+              <w:rPr>
+                <w:rFonts w:ascii="TH SarabunPSK" w:hAnsi="TH SarabunPSK" w:cs="TH SarabunPSK"/>
+                <w:b w:val="0"/>
+                <w:sz w:val="26"/>
+              </w:rPr>
+              <w:t>0%</w:t>
+            </w:r>
+          </w:p>
+        </w:tc>
+        <w:tc>
+          <w:tcPr>
+            <w:tcW w:type="dxa" w:w="2880"/>
+          </w:tcPr>
+          <w:p>
+            <w:pPr>
+              <w:jc w:val="center"/>
+            </w:pPr>
+            <w:r>
+              <w:rPr>
+                <w:rFonts w:ascii="TH SarabunPSK" w:hAnsi="TH SarabunPSK" w:cs="TH SarabunPSK"/>
+                <w:b w:val="0"/>
+                <w:sz w:val="26"/>
+              </w:rPr>
+              <w:t>0%</w:t>
+            </w:r>
+          </w:p>
+        </w:tc>
+      </w:tr>
+    </w:tbl>
+    <w:p>
+      <w:pPr>
+        <w:spacing w:before="0" w:after="80" w:line="336" w:lineRule="auto"/>
+        <w:jc w:val="both"/>
+      </w:pPr>
+      <w:r>
+        <w:rPr>
+          <w:rFonts w:ascii="TH SarabunPSK" w:hAnsi="TH SarabunPSK" w:cs="TH SarabunPSK"/>
+          <w:b w:val="0"/>
+          <w:sz w:val="32"/>
+        </w:rPr>
+      </w:r>
+    </w:p>
+    <w:p>
+      <w:pPr>
+        <w:spacing w:before="0" w:after="120" w:line="336" w:lineRule="auto"/>
+        <w:jc w:val="both"/>
+      </w:pPr>
+      <w:r>
+        <w:rPr>
+          <w:rFonts w:ascii="TH SarabunPSK" w:hAnsi="TH SarabunPSK" w:cs="TH SarabunPSK"/>
+          <w:b w:val="0"/>
+          <w:sz w:val="32"/>
+        </w:rPr>
+        <w:t>ผลการทดลองไม่พบผู้ชนะที่ชัดเจน ค่าตัวชี้วัดของทั้งสองแบบจำลองต่างกันเพียงเล็กน้อยและชี้ไปในทิศทางต่างกัน กล่าวคือ Typhoon 2 สูงกว่า Qwen 2.5 ในค่า Micro F1 เพียง 0.0020 ขณะที่ Qwen 2.5 สูงกว่าในค่า Macro F1 เพียง 0.0009 และเร็วกว่าประมาณ 0.67 วินาทีที่ค่ากลางของเวลาประมวลผล ความแตกต่างระดับนี้ไม่เพียงพอต่อการสรุปว่าแบบจำลองใดเหนือกว่าจากการทดลองเพียงครั้งเดียว</w:t>
+      </w:r>
+    </w:p>
+    <w:p>
+      <w:pPr>
+        <w:spacing w:before="0" w:after="120" w:line="336" w:lineRule="auto"/>
+        <w:jc w:val="both"/>
+      </w:pPr>
+      <w:r>
+        <w:rPr>
+          <w:rFonts w:ascii="TH SarabunPSK" w:hAnsi="TH SarabunPSK" w:cs="TH SarabunPSK"/>
+          <w:b w:val="0"/>
+          <w:sz w:val="32"/>
+        </w:rPr>
+        <w:t>เมื่อพิจารณาผลลัพธ์รายเคส พบว่าชุดรหัสปัญหาสุดท้ายแตกต่างกันเพียง 4 จาก 76 เคส โดย Qwen 2.5 ให้ค่า F1 สูงกว่าใน 1 เคส Typhoon 2 สูงกว่าใน 2 เคส และเท่ากันใน 73 เคส ความแตกต่างที่พบเกิดขึ้นเฉพาะกรณีที่อยู่ในเขตก้ำกึ่งของการตรวจสอบ (borderline validation) ซึ่งแสดงว่ากลไกตรวจสอบฐานความรู้รหัสปัญหาและการยึดโยงหลักฐาน (evidence anchoring) ของระบบ H2L ช่วยกรองรหัสที่แบบจำลองเสนอมาอย่างไม่ถูกต้องออกไปก่อนถึงผลลัพธ์สุดท้าย ทำให้ระบบมีความผันแปรตามแบบจำลองน้อยกว่าการใช้ผลลัพธ์ดิบจากแบบจำลองโดยตรง</w:t>
+      </w:r>
+    </w:p>
+    <w:p>
+      <w:pPr>
+        <w:spacing w:before="0" w:after="120" w:line="336" w:lineRule="auto"/>
+        <w:jc w:val="both"/>
+      </w:pPr>
+      <w:r>
+        <w:rPr>
+          <w:rFonts w:ascii="TH SarabunPSK" w:hAnsi="TH SarabunPSK" w:cs="TH SarabunPSK"/>
+          <w:b w:val="0"/>
+          <w:sz w:val="32"/>
+        </w:rPr>
+        <w:t>สำหรับแบบจำลอง scb10x/typhoon2.1-gemma3-4b ซึ่งเป็นแบบจำลองขนาดเล็กที่ทดลองเป็นตัวแรกนั้น พบว่าการเรียกใช้ระดับ L2 เกิดความล้มเหลวทุกครั้งจากข้อผิดพลาดของ template ในเส้นทาง Ollama OpenAI-compatible (selectattr: unknown test 'tool_calls') และการสร้างข้อความแบบ native ก็ล้มเหลวเช่นกัน ผู้วิจัยจึงคัดแบบจำลองนี้ออกด้วยเหตุผลด้านความไม่เข้ากันของสภาพแวดล้อมการทำงาน (runtime incompatibility) ไม่ใช่เพราะการทดลองพิสูจน์ว่าคุณภาพเชิงความหมายด้อยกว่า</w:t>
+      </w:r>
+    </w:p>
+    <w:p>
+      <w:pPr>
+        <w:spacing w:before="0" w:after="120" w:line="336" w:lineRule="auto"/>
+        <w:jc w:val="both"/>
+      </w:pPr>
+      <w:r>
+        <w:rPr>
+          <w:rFonts w:ascii="TH SarabunPSK" w:hAnsi="TH SarabunPSK" w:cs="TH SarabunPSK"/>
+          <w:b w:val="0"/>
+          <w:sz w:val="32"/>
+        </w:rPr>
+        <w:t>จากผลดังกล่าว ผู้วิจัยจึงเลือกใช้ Qwen 2.5 7B เป็นแบบจำลองระดับ L2 หลักของระบบ และเปิดให้ Typhoon 2 8B เป็นตัวเลือกสำรองที่เน้นภาษาไทย เนื่องจากทั้งสองให้คุณภาพเทียบเท่ากันในทางปฏิบัติ แต่ Qwen 2.5 มีขนาดเล็กกว่าและมีเวลาประมวลผลที่ค่ากลางเร็วกว่าเล็กน้อย</w:t>
+      </w:r>
+    </w:p>
+    <w:p>
+      <w:pPr>
+        <w:spacing w:before="0" w:after="120" w:line="336" w:lineRule="auto"/>
+        <w:jc w:val="both"/>
+      </w:pPr>
+      <w:r>
+        <w:rPr>
+          <w:rFonts w:ascii="TH SarabunPSK" w:hAnsi="TH SarabunPSK" w:cs="TH SarabunPSK"/>
+          <w:b w:val="0"/>
+          <w:sz w:val="30"/>
+        </w:rPr>
+        <w:t>ข้อจำกัดในการตีความ: ค่าตัวชี้วัดที่รายงานเป็นผลลัพธ์แบบ end-to-end หลังผ่านกฎ L1 การตรวจสอบ L2 กลไกความปลอดภัยกรณีวิกฤต การตรวจสอบฐานความรู้ และการยึดโยงหลักฐานแล้ว จึงไม่ใช่การวัดความสามารถความเข้าใจภาษาของแบบจำลองอย่างแยกเดี่ยว</w:t>
+      </w:r>
+    </w:p>
     <w:sectPr>
       <w:pgSz w:w="12240" w:h="15840"/>
       <w:pgMar w:top="1440" w:right="1800" w:bottom="1440" w:left="1800" w:header="720" w:footer="720" w:gutter="0"/>
